--- a/Kinetic_Haiku_Call1_Prompt.docx
+++ b/Kinetic_Haiku_Call1_Prompt.docx
@@ -24,7 +24,7 @@
           <w:color w:val="6E6788"/>
           <w:sz w:val="20"/>
         </w:rPr>
-        <w:t>model: claude-haiku-4-5-20251001  ·  Goblet Squat Form Analysis  ·  v1.6  ·  May 2026</w:t>
+        <w:t>model: claude-haiku-4-5-20251001  ·  Goblet Squat Form Analysis  ·  v1.7  ·  May 2026</w:t>
       </w:r>
     </w:p>
     <w:p>
@@ -4428,6 +4428,821 @@
     <w:p>
       <w:pPr>
         <w:shd w:val="clear" w:color="auto" w:fill="0E0B1A"/>
+        <w:spacing w:after="160"/>
+      </w:pPr>
+      <w:r>
+        <w:rPr>
+          <w:rFonts w:ascii="Courier New" w:hAnsi="Courier New"/>
+          <w:sz w:val="19"/>
+          <w:color w:val="E8E2FF"/>
+        </w:rPr>
+        <w:t xml:space="preserve"/>
+      </w:r>
+    </w:p>
+    <w:p>
+      <w:pPr>
+        <w:shd w:val="clear" w:color="auto" w:fill="0D0D14"/>
+        <w:spacing w:after="0"/>
+      </w:pPr>
+      <w:r>
+        <w:rPr>
+          <w:rFonts w:ascii="Courier New" w:hAnsi="Courier New"/>
+          <w:sz w:val="19"/>
+          <w:color w:val="E8E2FF"/>
+        </w:rPr>
+        <w:t xml:space="preserve">}</w:t>
+      </w:r>
+    </w:p>
+    <w:p>
+      <w:pPr>
+        <w:shd w:val="clear" w:color="auto" w:fill="0D0D14"/>
+        <w:spacing w:after="0"/>
+      </w:pPr>
+      <w:r>
+        <w:rPr>
+          <w:rFonts w:ascii="Courier New" w:hAnsi="Courier New"/>
+          <w:sz w:val="19"/>
+          <w:color w:val="E8E2FF"/>
+        </w:rPr>
+        <w:t xml:space="preserve">  }</w:t>
+      </w:r>
+    </w:p>
+    <w:p>
+      <w:pPr>
+        <w:shd w:val="clear" w:color="auto" w:fill="0D0D14"/>
+        <w:spacing w:after="0"/>
+      </w:pPr>
+      <w:r>
+        <w:rPr>
+          <w:rFonts w:ascii="Courier New" w:hAnsi="Courier New"/>
+          <w:sz w:val="19"/>
+          <w:color w:val="E8E2FF"/>
+        </w:rPr>
+        <w:t xml:space="preserve">    }</w:t>
+      </w:r>
+    </w:p>
+    <w:p>
+      <w:pPr>
+        <w:shd w:val="clear" w:color="auto" w:fill="0D0D14"/>
+        <w:spacing w:after="0"/>
+      </w:pPr>
+      <w:r>
+        <w:rPr>
+          <w:rFonts w:ascii="Courier New" w:hAnsi="Courier New"/>
+          <w:sz w:val="19"/>
+          <w:color w:val="E8E2FF"/>
+        </w:rPr>
+        <w:t xml:space="preserve">      "rep_trend":{"observation":"string","recommendation":"string"}</w:t>
+      </w:r>
+    </w:p>
+    <w:p>
+      <w:pPr>
+        <w:shd w:val="clear" w:color="auto" w:fill="0D0D14"/>
+        <w:spacing w:after="0"/>
+      </w:pPr>
+      <w:r>
+        <w:rPr>
+          <w:rFonts w:ascii="Courier New" w:hAnsi="Courier New"/>
+          <w:sz w:val="19"/>
+          <w:color w:val="22C55E"/>
+        </w:rPr>
+        <w:t xml:space="preserve">      "next_session_focus":["point 1","point 2","point 3 if needed"],</w:t>
+      </w:r>
+    </w:p>
+    <w:p>
+      <w:pPr>
+        <w:shd w:val="clear" w:color="auto" w:fill="0D0D14"/>
+        <w:spacing w:after="0"/>
+      </w:pPr>
+      <w:r>
+        <w:rPr>
+          <w:rFonts w:ascii="Courier New" w:hAnsi="Courier New"/>
+          <w:sz w:val="19"/>
+          <w:color w:val="E8E2FF"/>
+        </w:rPr>
+        <w:t xml:space="preserve">      "range_of_motion_affirmation":"string|null","range_of_motion_observation":"string|null","range_of_motion_feedback":"string",</w:t>
+      </w:r>
+    </w:p>
+    <w:p>
+      <w:pPr>
+        <w:shd w:val="clear" w:color="auto" w:fill="0D0D14"/>
+        <w:spacing w:after="0"/>
+      </w:pPr>
+      <w:r>
+        <w:rPr>
+          <w:rFonts w:ascii="Courier New" w:hAnsi="Courier New"/>
+          <w:sz w:val="19"/>
+          <w:color w:val="E8E2FF"/>
+        </w:rPr>
+        <w:t xml:space="preserve">      "movement_quality_affirmation":"string|null","movement_quality_observation":"string|null","movement_quality_feedback":"string",</w:t>
+      </w:r>
+    </w:p>
+    <w:p>
+      <w:pPr>
+        <w:shd w:val="clear" w:color="auto" w:fill="0D0D14"/>
+        <w:spacing w:after="0"/>
+      </w:pPr>
+      <w:r>
+        <w:rPr>
+          <w:rFonts w:ascii="Courier New" w:hAnsi="Courier New"/>
+          <w:sz w:val="19"/>
+          <w:color w:val="E8E2FF"/>
+        </w:rPr>
+        <w:t xml:space="preserve">      "stability_affirmation":"string|null","stability_observation":"string|null","stability_feedback":"string",</w:t>
+      </w:r>
+    </w:p>
+    <w:p>
+      <w:pPr>
+        <w:shd w:val="clear" w:color="auto" w:fill="0D0D14"/>
+        <w:spacing w:after="0"/>
+      </w:pPr>
+      <w:r>
+        <w:rPr>
+          <w:rFonts w:ascii="Courier New" w:hAnsi="Courier New"/>
+          <w:sz w:val="19"/>
+          <w:color w:val="E8E2FF"/>
+        </w:rPr>
+        <w:t xml:space="preserve">      "posture_affirmation":"string|null","posture_observation":"string|null","posture_feedback":"string",</w:t>
+      </w:r>
+    </w:p>
+    <w:p>
+      <w:pPr>
+        <w:shd w:val="clear" w:color="auto" w:fill="0D0D14"/>
+        <w:spacing w:after="0"/>
+      </w:pPr>
+      <w:r>
+        <w:rPr>
+          <w:rFonts w:ascii="Courier New" w:hAnsi="Courier New"/>
+          <w:sz w:val="19"/>
+          <w:color w:val="E8E2FF"/>
+        </w:rPr>
+        <w:t xml:space="preserve">      "verdict":"string",</w:t>
+      </w:r>
+    </w:p>
+    <w:p>
+      <w:pPr>
+        <w:shd w:val="clear" w:color="auto" w:fill="0D0D14"/>
+        <w:spacing w:after="0"/>
+      </w:pPr>
+      <w:r>
+        <w:rPr>
+          <w:rFonts w:ascii="Courier New" w:hAnsi="Courier New"/>
+          <w:sz w:val="19"/>
+          <w:color w:val="E8E2FF"/>
+        </w:rPr>
+        <w:t xml:space="preserve">    "coaching_output": {</w:t>
+      </w:r>
+    </w:p>
+    <w:p>
+      <w:pPr>
+        <w:shd w:val="clear" w:color="auto" w:fill="0D0D14"/>
+        <w:spacing w:after="0"/>
+      </w:pPr>
+      <w:r>
+        <w:rPr>
+          <w:rFonts w:ascii="Courier New" w:hAnsi="Courier New"/>
+          <w:sz w:val="19"/>
+          <w:color w:val="E8E2FF"/>
+        </w:rPr>
+        <w:t xml:space="preserve">    "rep_scores":[{"rep_number":int,"overall":int,"posture":int,"stability":int,"movement_quality":int,"range_of_motion":int}],</w:t>
+      </w:r>
+    </w:p>
+    <w:p>
+      <w:pPr>
+        <w:shd w:val="clear" w:color="auto" w:fill="0D0D14"/>
+        <w:spacing w:after="0"/>
+      </w:pPr>
+      <w:r>
+        <w:rPr>
+          <w:rFonts w:ascii="Courier New" w:hAnsi="Courier New"/>
+          <w:sz w:val="19"/>
+          <w:color w:val="E8E2FF"/>
+        </w:rPr>
+        <w:t xml:space="preserve">    "rep_count":integer,</w:t>
+      </w:r>
+    </w:p>
+    <w:p>
+      <w:pPr>
+        <w:shd w:val="clear" w:color="auto" w:fill="0D0D14"/>
+        <w:spacing w:after="0"/>
+      </w:pPr>
+      <w:r>
+        <w:rPr>
+          <w:rFonts w:ascii="Courier New" w:hAnsi="Courier New"/>
+          <w:sz w:val="19"/>
+          <w:color w:val="E8E2FF"/>
+        </w:rPr>
+        <w:t xml:space="preserve">    "movement_quality_score":integer,"range_of_motion_score":integer,</w:t>
+      </w:r>
+    </w:p>
+    <w:p>
+      <w:pPr>
+        <w:shd w:val="clear" w:color="auto" w:fill="0D0D14"/>
+        <w:spacing w:after="0"/>
+      </w:pPr>
+      <w:r>
+        <w:rPr>
+          <w:rFonts w:ascii="Courier New" w:hAnsi="Courier New"/>
+          <w:sz w:val="19"/>
+          <w:color w:val="E8E2FF"/>
+        </w:rPr>
+        <w:t xml:space="preserve">    "overall_form_score":integer,"posture_score":integer,"stability_score":integer,</w:t>
+      </w:r>
+    </w:p>
+    <w:p>
+      <w:pPr>
+        <w:shd w:val="clear" w:color="auto" w:fill="0D0D14"/>
+        <w:spacing w:after="0"/>
+      </w:pPr>
+      <w:r>
+        <w:rPr>
+          <w:rFonts w:ascii="Courier New" w:hAnsi="Courier New"/>
+          <w:sz w:val="19"/>
+          <w:color w:val="E8E2FF"/>
+        </w:rPr>
+        <w:t xml:space="preserve">  "frontend_output": {</w:t>
+      </w:r>
+    </w:p>
+    <w:p>
+      <w:pPr>
+        <w:shd w:val="clear" w:color="auto" w:fill="0D0D14"/>
+        <w:spacing w:after="0"/>
+      </w:pPr>
+      <w:r>
+        <w:rPr>
+          <w:rFonts w:ascii="Courier New" w:hAnsi="Courier New"/>
+          <w:sz w:val="19"/>
+          <w:color w:val="E8E2FF"/>
+        </w:rPr>
+        <w:t xml:space="preserve">{</w:t>
+      </w:r>
+    </w:p>
+    <w:p>
+      <w:pPr>
+        <w:shd w:val="clear" w:color="auto" w:fill="0D0D14"/>
+        <w:spacing w:after="0"/>
+      </w:pPr>
+      <w:r>
+        <w:rPr>
+          <w:rFonts w:ascii="Courier New" w:hAnsi="Courier New"/>
+          <w:sz w:val="19"/>
+          <w:color w:val="555577"/>
+        </w:rPr>
+        <w:t xml:space="preserve">// fault_detail, causal_chains, fault_confidence, reasoning NOT included here</w:t>
+      </w:r>
+    </w:p>
+    <w:p>
+      <w:pPr>
+        <w:shd w:val="clear" w:color="auto" w:fill="0D0D14"/>
+        <w:spacing w:after="0"/>
+      </w:pPr>
+      <w:r>
+        <w:rPr>
+          <w:rFonts w:ascii="Courier New" w:hAnsi="Courier New"/>
+          <w:sz w:val="19"/>
+          <w:color w:val="0A7EA4"/>
+          <w:b/>
+        </w:rPr>
+        <w:t xml:space="preserve">// ── OUTPUT 2: FRONTEND ── Section 8a · Results Screen render fields only ─</w:t>
+      </w:r>
+    </w:p>
+    <w:p>
+      <w:pPr>
+        <w:shd w:val="clear" w:color="auto" w:fill="0D0D14"/>
+        <w:spacing w:after="0"/>
+      </w:pPr>
+      <w:r>
+        <w:rPr>
+          <w:rFonts w:ascii="Courier New" w:hAnsi="Courier New"/>
+          <w:sz w:val="19"/>
+          <w:color w:val="E8E2FF"/>
+        </w:rPr>
+        <w:t xml:space="preserve"/>
+      </w:r>
+    </w:p>
+    <w:p>
+      <w:pPr>
+        <w:shd w:val="clear" w:color="auto" w:fill="0D0D14"/>
+        <w:spacing w:after="0"/>
+      </w:pPr>
+      <w:r>
+        <w:rPr>
+          <w:rFonts w:ascii="Courier New" w:hAnsi="Courier New"/>
+          <w:sz w:val="19"/>
+          <w:color w:val="E8E2FF"/>
+        </w:rPr>
+        <w:t xml:space="preserve">}</w:t>
+      </w:r>
+    </w:p>
+    <w:p>
+      <w:pPr>
+        <w:shd w:val="clear" w:color="auto" w:fill="0D0D14"/>
+        <w:spacing w:after="0"/>
+      </w:pPr>
+      <w:r>
+        <w:rPr>
+          <w:rFonts w:ascii="Courier New" w:hAnsi="Courier New"/>
+          <w:sz w:val="19"/>
+          <w:color w:val="E8E2FF"/>
+        </w:rPr>
+        <w:t xml:space="preserve">  }</w:t>
+      </w:r>
+    </w:p>
+    <w:p>
+      <w:pPr>
+        <w:shd w:val="clear" w:color="auto" w:fill="0D0D14"/>
+        <w:spacing w:after="0"/>
+      </w:pPr>
+      <w:r>
+        <w:rPr>
+          <w:rFonts w:ascii="Courier New" w:hAnsi="Courier New"/>
+          <w:sz w:val="19"/>
+          <w:color w:val="E8E2FF"/>
+        </w:rPr>
+        <w:t xml:space="preserve">    }</w:t>
+      </w:r>
+    </w:p>
+    <w:p>
+      <w:pPr>
+        <w:shd w:val="clear" w:color="auto" w:fill="0D0D14"/>
+        <w:spacing w:after="0"/>
+      </w:pPr>
+      <w:r>
+        <w:rPr>
+          <w:rFonts w:ascii="Courier New" w:hAnsi="Courier New"/>
+          <w:sz w:val="19"/>
+          <w:color w:val="E8E2FF"/>
+        </w:rPr>
+        <w:t xml:space="preserve">      "rep_trend":{"observation":"string","recommendation":"string"}</w:t>
+      </w:r>
+    </w:p>
+    <w:p>
+      <w:pPr>
+        <w:shd w:val="clear" w:color="auto" w:fill="0D0D14"/>
+        <w:spacing w:after="0"/>
+      </w:pPr>
+      <w:r>
+        <w:rPr>
+          <w:rFonts w:ascii="Courier New" w:hAnsi="Courier New"/>
+          <w:sz w:val="19"/>
+          <w:color w:val="22C55E"/>
+        </w:rPr>
+        <w:t xml:space="preserve">      "next_session_focus":["point 1","point 2","point 3 if needed"],</w:t>
+      </w:r>
+    </w:p>
+    <w:p>
+      <w:pPr>
+        <w:shd w:val="clear" w:color="auto" w:fill="0D0D14"/>
+        <w:spacing w:after="0"/>
+      </w:pPr>
+      <w:r>
+        <w:rPr>
+          <w:rFonts w:ascii="Courier New" w:hAnsi="Courier New"/>
+          <w:sz w:val="19"/>
+          <w:color w:val="E8E2FF"/>
+        </w:rPr>
+        <w:t xml:space="preserve">      "range_of_motion_affirmation":"string|null","range_of_motion_observation":"string|null","range_of_motion_feedback":"string",</w:t>
+      </w:r>
+    </w:p>
+    <w:p>
+      <w:pPr>
+        <w:shd w:val="clear" w:color="auto" w:fill="0D0D14"/>
+        <w:spacing w:after="0"/>
+      </w:pPr>
+      <w:r>
+        <w:rPr>
+          <w:rFonts w:ascii="Courier New" w:hAnsi="Courier New"/>
+          <w:sz w:val="19"/>
+          <w:color w:val="E8E2FF"/>
+        </w:rPr>
+        <w:t xml:space="preserve">      "movement_quality_affirmation":"string|null","movement_quality_observation":"string|null","movement_quality_feedback":"string",</w:t>
+      </w:r>
+    </w:p>
+    <w:p>
+      <w:pPr>
+        <w:shd w:val="clear" w:color="auto" w:fill="0D0D14"/>
+        <w:spacing w:after="0"/>
+      </w:pPr>
+      <w:r>
+        <w:rPr>
+          <w:rFonts w:ascii="Courier New" w:hAnsi="Courier New"/>
+          <w:sz w:val="19"/>
+          <w:color w:val="E8E2FF"/>
+        </w:rPr>
+        <w:t xml:space="preserve">      "stability_affirmation":"string|null","stability_observation":"string|null","stability_feedback":"string",</w:t>
+      </w:r>
+    </w:p>
+    <w:p>
+      <w:pPr>
+        <w:shd w:val="clear" w:color="auto" w:fill="0D0D14"/>
+        <w:spacing w:after="0"/>
+      </w:pPr>
+      <w:r>
+        <w:rPr>
+          <w:rFonts w:ascii="Courier New" w:hAnsi="Courier New"/>
+          <w:sz w:val="19"/>
+          <w:color w:val="E8E2FF"/>
+        </w:rPr>
+        <w:t xml:space="preserve">      "verdict":"string","posture_affirmation":"string|null","posture_observation":"string|null","posture_feedback":"string",</w:t>
+      </w:r>
+    </w:p>
+    <w:p>
+      <w:pPr>
+        <w:shd w:val="clear" w:color="auto" w:fill="0D0D14"/>
+        <w:spacing w:after="0"/>
+      </w:pPr>
+      <w:r>
+        <w:rPr>
+          <w:rFonts w:ascii="Courier New" w:hAnsi="Courier New"/>
+          <w:sz w:val="19"/>
+          <w:color w:val="E8E2FF"/>
+        </w:rPr>
+        <w:t xml:space="preserve">    "coaching_output": {</w:t>
+      </w:r>
+    </w:p>
+    <w:p>
+      <w:pPr>
+        <w:shd w:val="clear" w:color="auto" w:fill="0D0D14"/>
+        <w:spacing w:after="0"/>
+      </w:pPr>
+      <w:r>
+        <w:rPr>
+          <w:rFonts w:ascii="Courier New" w:hAnsi="Courier New"/>
+          <w:sz w:val="19"/>
+          <w:color w:val="555577"/>
+        </w:rPr>
+        <w:t xml:space="preserve">    "reasoning": "causal analysis + scoring rationale max 200 words — stored for debugging",</w:t>
+      </w:r>
+    </w:p>
+    <w:p>
+      <w:pPr>
+        <w:shd w:val="clear" w:color="auto" w:fill="0D0D14"/>
+        <w:spacing w:after="0"/>
+      </w:pPr>
+      <w:r>
+        <w:rPr>
+          <w:rFonts w:ascii="Courier New" w:hAnsi="Courier New"/>
+          <w:sz w:val="19"/>
+          <w:color w:val="E8E2FF"/>
+        </w:rPr>
+        <w:t xml:space="preserve">    "trends": {"worsening":["string"],"improving":["string"],"stable":["string"]},</w:t>
+      </w:r>
+    </w:p>
+    <w:p>
+      <w:pPr>
+        <w:shd w:val="clear" w:color="auto" w:fill="0D0D14"/>
+        <w:spacing w:after="0"/>
+      </w:pPr>
+      <w:r>
+        <w:rPr>
+          <w:rFonts w:ascii="Courier New" w:hAnsi="Courier New"/>
+          <w:sz w:val="19"/>
+          <w:color w:val="E8E2FF"/>
+        </w:rPr>
+        <w:t xml:space="preserve">      "knee_valgus":{...same...},"excessive_forward_lean":{...same...}},</w:t>
+      </w:r>
+    </w:p>
+    <w:p>
+      <w:pPr>
+        <w:shd w:val="clear" w:color="auto" w:fill="0D0D14"/>
+        <w:spacing w:after="0"/>
+      </w:pPr>
+      <w:r>
+        <w:rPr>
+          <w:rFonts w:ascii="Courier New" w:hAnsi="Courier New"/>
+          <w:sz w:val="19"/>
+          <w:color w:val="E8E2FF"/>
+        </w:rPr>
+        <w:t xml:space="preserve">      "severity":"string","trend":"stable|worsening|improving","source":"json|visual|both"},</w:t>
+      </w:r>
+    </w:p>
+    <w:p>
+      <w:pPr>
+        <w:shd w:val="clear" w:color="auto" w:fill="0D0D14"/>
+        <w:spacing w:after="0"/>
+      </w:pPr>
+      <w:r>
+        <w:rPr>
+          <w:rFonts w:ascii="Courier New" w:hAnsi="Courier New"/>
+          <w:sz w:val="19"/>
+          <w:color w:val="E8E2FF"/>
+        </w:rPr>
+        <w:t xml:space="preserve">    "fault_detail": {"insufficient_depth":{"present":bool,"reps_affected":"X of Y","which_reps":[int],</w:t>
+      </w:r>
+    </w:p>
+    <w:p>
+      <w:pPr>
+        <w:shd w:val="clear" w:color="auto" w:fill="0D0D14"/>
+        <w:spacing w:after="0"/>
+      </w:pPr>
+      <w:r>
+        <w:rPr>
+          <w:rFonts w:ascii="Courier New" w:hAnsi="Courier New"/>
+          <w:sz w:val="19"/>
+          <w:color w:val="E8E2FF"/>
+        </w:rPr>
+        <w:t xml:space="preserve">      "confidence_note":"string","affected_parameters":["range_of_motion","posture"]}],</w:t>
+      </w:r>
+    </w:p>
+    <w:p>
+      <w:pPr>
+        <w:shd w:val="clear" w:color="auto" w:fill="0D0D14"/>
+        <w:spacing w:after="0"/>
+      </w:pPr>
+      <w:r>
+        <w:rPr>
+          <w:rFonts w:ascii="Courier New" w:hAnsi="Courier New"/>
+          <w:sz w:val="19"/>
+          <w:color w:val="E8E2FF"/>
+        </w:rPr>
+        <w:t xml:space="preserve">      "chain":"string","explanation":"string","causal_confidence":float,</w:t>
+      </w:r>
+    </w:p>
+    <w:p>
+      <w:pPr>
+        <w:shd w:val="clear" w:color="auto" w:fill="0D0D14"/>
+        <w:spacing w:after="0"/>
+      </w:pPr>
+      <w:r>
+        <w:rPr>
+          <w:rFonts w:ascii="Courier New" w:hAnsi="Courier New"/>
+          <w:sz w:val="19"/>
+          <w:color w:val="E8E2FF"/>
+        </w:rPr>
+        <w:t xml:space="preserve">    "causal_chains": [{"root_cause":"ankle_restriction|glute_weakness|hip_flexor_tightness|load_deficit|thoracic_mobility",</w:t>
+      </w:r>
+    </w:p>
+    <w:p>
+      <w:pPr>
+        <w:shd w:val="clear" w:color="auto" w:fill="0D0D14"/>
+        <w:spacing w:after="0"/>
+      </w:pPr>
+      <w:r>
+        <w:rPr>
+          <w:rFonts w:ascii="Courier New" w:hAnsi="Courier New"/>
+          <w:sz w:val="19"/>
+          <w:color w:val="E8E2FF"/>
+        </w:rPr>
+        <w:t xml:space="preserve">    "fault_confidence": {"insufficient_depth":float,"knee_valgus":float,"excessive_forward_lean":float},</w:t>
+      </w:r>
+    </w:p>
+    <w:p>
+      <w:pPr>
+        <w:shd w:val="clear" w:color="auto" w:fill="0D0D14"/>
+        <w:spacing w:after="0"/>
+      </w:pPr>
+      <w:r>
+        <w:rPr>
+          <w:rFonts w:ascii="Courier New" w:hAnsi="Courier New"/>
+          <w:sz w:val="19"/>
+          <w:color w:val="E8E2FF"/>
+        </w:rPr>
+        <w:t xml:space="preserve">    "faults_detected": {"insufficient_depth":bool,"knee_valgus":bool,"excessive_forward_lean":bool},</w:t>
+      </w:r>
+    </w:p>
+    <w:p>
+      <w:pPr>
+        <w:shd w:val="clear" w:color="auto" w:fill="0D0D14"/>
+        <w:spacing w:after="0"/>
+      </w:pPr>
+      <w:r>
+        <w:rPr>
+          <w:rFonts w:ascii="Courier New" w:hAnsi="Courier New"/>
+          <w:sz w:val="19"/>
+          <w:color w:val="555577"/>
+        </w:rPr>
+        <w:t xml:space="preserve">    "issue_tags": ["string"],       // derived: keys where faults_detected = true</w:t>
+      </w:r>
+    </w:p>
+    <w:p>
+      <w:pPr>
+        <w:shd w:val="clear" w:color="auto" w:fill="0D0D14"/>
+        <w:spacing w:after="0"/>
+      </w:pPr>
+      <w:r>
+        <w:rPr>
+          <w:rFonts w:ascii="Courier New" w:hAnsi="Courier New"/>
+          <w:sz w:val="19"/>
+          <w:color w:val="0A7EA4"/>
+        </w:rPr>
+        <w:t xml:space="preserve">    "camera_angle": "side|front",  // echo from biomechanics input — needed for OpenCV</w:t>
+      </w:r>
+    </w:p>
+    <w:p>
+      <w:pPr>
+        <w:shd w:val="clear" w:color="auto" w:fill="0D0D14"/>
+        <w:spacing w:after="0"/>
+      </w:pPr>
+      <w:r>
+        <w:rPr>
+          <w:rFonts w:ascii="Courier New" w:hAnsi="Courier New"/>
+          <w:sz w:val="19"/>
+          <w:color w:val="E8E2FF"/>
+        </w:rPr>
+        <w:t xml:space="preserve">    "rep_scores": [{"rep_number":int,"overall":int,"posture":int,"stability":int,"movement_quality":int,"range_of_motion":int}],</w:t>
+      </w:r>
+    </w:p>
+    <w:p>
+      <w:pPr>
+        <w:shd w:val="clear" w:color="auto" w:fill="0D0D14"/>
+        <w:spacing w:after="0"/>
+      </w:pPr>
+      <w:r>
+        <w:rPr>
+          <w:rFonts w:ascii="Courier New" w:hAnsi="Courier New"/>
+          <w:sz w:val="19"/>
+          <w:color w:val="E8E2FF"/>
+        </w:rPr>
+        <w:t xml:space="preserve">    "rep_count": integer,</w:t>
+      </w:r>
+    </w:p>
+    <w:p>
+      <w:pPr>
+        <w:shd w:val="clear" w:color="auto" w:fill="0D0D14"/>
+        <w:spacing w:after="0"/>
+      </w:pPr>
+      <w:r>
+        <w:rPr>
+          <w:rFonts w:ascii="Courier New" w:hAnsi="Courier New"/>
+          <w:sz w:val="19"/>
+          <w:color w:val="E8E2FF"/>
+        </w:rPr>
+        <w:t xml:space="preserve">    "range_of_motion_score": integer,</w:t>
+      </w:r>
+    </w:p>
+    <w:p>
+      <w:pPr>
+        <w:shd w:val="clear" w:color="auto" w:fill="0D0D14"/>
+        <w:spacing w:after="0"/>
+      </w:pPr>
+      <w:r>
+        <w:rPr>
+          <w:rFonts w:ascii="Courier New" w:hAnsi="Courier New"/>
+          <w:sz w:val="19"/>
+          <w:color w:val="E8E2FF"/>
+        </w:rPr>
+        <w:t xml:space="preserve">    "movement_quality_score": integer,</w:t>
+      </w:r>
+    </w:p>
+    <w:p>
+      <w:pPr>
+        <w:shd w:val="clear" w:color="auto" w:fill="0D0D14"/>
+        <w:spacing w:after="0"/>
+      </w:pPr>
+      <w:r>
+        <w:rPr>
+          <w:rFonts w:ascii="Courier New" w:hAnsi="Courier New"/>
+          <w:sz w:val="19"/>
+          <w:color w:val="E8E2FF"/>
+        </w:rPr>
+        <w:t xml:space="preserve">    "stability_score": integer,</w:t>
+      </w:r>
+    </w:p>
+    <w:p>
+      <w:pPr>
+        <w:shd w:val="clear" w:color="auto" w:fill="0D0D14"/>
+        <w:spacing w:after="0"/>
+      </w:pPr>
+      <w:r>
+        <w:rPr>
+          <w:rFonts w:ascii="Courier New" w:hAnsi="Courier New"/>
+          <w:sz w:val="19"/>
+          <w:color w:val="E8E2FF"/>
+        </w:rPr>
+        <w:t xml:space="preserve">    "posture_score": integer,</w:t>
+      </w:r>
+    </w:p>
+    <w:p>
+      <w:pPr>
+        <w:shd w:val="clear" w:color="auto" w:fill="0D0D14"/>
+        <w:spacing w:after="0"/>
+      </w:pPr>
+      <w:r>
+        <w:rPr>
+          <w:rFonts w:ascii="Courier New" w:hAnsi="Courier New"/>
+          <w:sz w:val="19"/>
+          <w:color w:val="E8E2FF"/>
+        </w:rPr>
+        <w:t xml:space="preserve">    "overall_form_score": integer,</w:t>
+      </w:r>
+    </w:p>
+    <w:p>
+      <w:pPr>
+        <w:shd w:val="clear" w:color="auto" w:fill="0D0D14"/>
+        <w:spacing w:after="0"/>
+      </w:pPr>
+      <w:r>
+        <w:rPr>
+          <w:rFonts w:ascii="Courier New" w:hAnsi="Courier New"/>
+          <w:sz w:val="19"/>
+          <w:color w:val="E8E2FF"/>
+        </w:rPr>
+        <w:t xml:space="preserve">  "db_output": {</w:t>
+      </w:r>
+    </w:p>
+    <w:p>
+      <w:pPr>
+        <w:shd w:val="clear" w:color="auto" w:fill="0D0D14"/>
+        <w:spacing w:after="0"/>
+      </w:pPr>
+      <w:r>
+        <w:rPr>
+          <w:rFonts w:ascii="Courier New" w:hAnsi="Courier New"/>
+          <w:sz w:val="19"/>
+          <w:color w:val="E8E2FF"/>
+        </w:rPr>
+        <w:t xml:space="preserve">{</w:t>
+      </w:r>
+    </w:p>
+    <w:p>
+      <w:pPr>
+        <w:shd w:val="clear" w:color="auto" w:fill="0D0D14"/>
+        <w:spacing w:after="0"/>
+      </w:pPr>
+      <w:r>
+        <w:rPr>
+          <w:rFonts w:ascii="Courier New" w:hAnsi="Courier New"/>
+          <w:sz w:val="19"/>
+          <w:color w:val="FFB800"/>
+          <w:b/>
+        </w:rPr>
+        <w:t xml:space="preserve">// ── OUTPUT 1: DB SAVE ── Section 6 · form_analysis_results table ──────</w:t>
+      </w:r>
+    </w:p>
+    <w:p>
+      <w:pPr>
+        <w:shd w:val="clear" w:color="auto" w:fill="0D0D14"/>
+        <w:spacing w:after="0"/>
+      </w:pPr>
+      <w:r>
+        <w:rPr>
+          <w:rFonts w:ascii="Courier New" w:hAnsi="Courier New"/>
+          <w:sz w:val="19"/>
+          <w:color w:val="E8E2FF"/>
+        </w:rPr>
+        <w:t xml:space="preserve"/>
+      </w:r>
+    </w:p>
+    <w:p>
+      <w:pPr>
+        <w:shd w:val="clear" w:color="auto" w:fill="0D0D14"/>
+        <w:spacing w:after="0"/>
+      </w:pPr>
+      <w:r>
+        <w:rPr>
+          <w:rFonts w:ascii="Courier New" w:hAnsi="Courier New"/>
+          <w:sz w:val="19"/>
+          <w:color w:val="555577"/>
+        </w:rPr>
+        <w:t xml:space="preserve">  Return ONLY the 2 JSON objects below. No preamble. No text outside the JSON.</w:t>
+      </w:r>
+    </w:p>
+    <w:p>
+      <w:pPr>
+        <w:shd w:val="clear" w:color="auto" w:fill="0D0D14"/>
+        <w:spacing w:after="0"/>
+      </w:pPr>
+      <w:r>
+        <w:rPr>
+          <w:rFonts w:ascii="Courier New" w:hAnsi="Courier New"/>
+          <w:sz w:val="19"/>
+          <w:color w:val="555577"/>
+        </w:rPr>
+        <w:t xml:space="preserve">  S2 routes: db_output → form_analysis_results table · frontend_output → API response to S1</w:t>
+      </w:r>
+    </w:p>
+    <w:p>
+      <w:pPr>
+        <w:shd w:val="clear" w:color="auto" w:fill="0E0B1A"/>
+        <w:spacing w:after="80"/>
+      </w:pPr>
+      <w:r>
+        <w:rPr>
+          <w:rFonts w:ascii="Courier New" w:hAnsi="Courier New"/>
+          <w:sz w:val="19"/>
+          <w:color w:val="C09FFF"/>
+          <w:b/>
+        </w:rPr>
+        <w:t xml:space="preserve">  [OUTPUT FORMAT — Haiku must return EXACTLY 2 JSON objects]</w:t>
+      </w:r>
+    </w:p>
+    <w:p>
+      <w:pPr>
+        <w:shd w:val="clear" w:color="auto" w:fill="0E0B1A"/>
+        <w:spacing w:after="160"/>
+      </w:pPr>
+      <w:r>
+        <w:rPr>
+          <w:rFonts w:ascii="Courier New" w:hAnsi="Courier New"/>
+          <w:sz w:val="19"/>
+          <w:color w:val="E8E2FF"/>
+        </w:rPr>
+        <w:t xml:space="preserve"/>
+      </w:r>
+    </w:p>
+    <w:p>
+      <w:pPr>
+        <w:shd w:val="clear" w:color="auto" w:fill="0E0B1A"/>
         <w:spacing w:before="160" w:after="0"/>
       </w:pPr>
       <w:r>
@@ -5877,7 +6692,7 @@
           <w:color w:val="6E6788"/>
           <w:sz w:val="17"/>
         </w:rPr>
-        <w:t>Kinetic Haiku Call 1 Prompt  ·  v1.6  ·  May 2026  ·  model: claude-haiku-4-5-20251001</w:t>
+        <w:t>Kinetic Haiku Call 1 Prompt  ·  v1.7  ·  May 2026  ·  model: claude-haiku-4-5-20251001</w:t>
       </w:r>
     </w:p>
     <w:sectPr>

--- a/Kinetic_Haiku_Call1_Prompt.docx
+++ b/Kinetic_Haiku_Call1_Prompt.docx
@@ -24,7 +24,7 @@
           <w:color w:val="6E6788"/>
           <w:sz w:val="20"/>
         </w:rPr>
-        <w:t>model: claude-haiku-4-5-20251001  ·  Goblet Squat Form Analysis  ·  v1.7  ·  May 2026</w:t>
+        <w:t>model: claude-haiku-4-5-20251001  ·  Goblet Squat Form Analysis  ·  v1.8  ·  May 2026</w:t>
       </w:r>
     </w:p>
     <w:p>
@@ -2748,7 +2748,7 @@
           <w:color w:val="E8E2FF"/>
           <w:sz w:val="19"/>
         </w:rPr>
-        <w:t>OBSERVATION: Measurement-grounded. Always reference specific reps.</w:t>
+        <w:t>OBSERVATION: Measurement-grounded. Always pair the user's angle with the gold standard range so the user understands whether it is good or bad. Never quote an angle without a reference range.</w:t>
       </w:r>
     </w:p>
     <w:p>
@@ -2763,7 +2763,9 @@
           <w:color w:val="E8E2FF"/>
           <w:sz w:val="19"/>
         </w:rPr>
-        <w:t xml:space="preserve">  GOOD: 'Trunk lean reached 52° by rep 6, up from 38° at rep 1.'</w:t>
+        <w:t xml:space="preserve">  GOOD: 'Trunk lean reached 52° by rep 6 — the target range is 5–28° (gold standard). Up from 38° at rep 1, so it worsened under fatigue.'</w:t>
+        <w:br/>
+        <w:t xml:space="preserve">  GOOD: 'Knee angle at the bottom averaged 104° across the set — the target is 65–90° (gold standard). Reps 5–8 were worst at 108–112°.'</w:t>
       </w:r>
     </w:p>
     <w:p>
@@ -2778,7 +2780,9 @@
           <w:color w:val="E8E2FF"/>
           <w:sz w:val="19"/>
         </w:rPr>
-        <w:t xml:space="preserve">  BAD:  'You are leaning forward.'</w:t>
+        <w:t xml:space="preserve">  BAD:  'You are leaning forward.'  ← no angle, no reference range — user cannot act on this</w:t>
+        <w:br/>
+        <w:t xml:space="preserve">  BAD:  'Trunk lean was 52°.'  ← angle alone means nothing without a target range</w:t>
       </w:r>
     </w:p>
     <w:p>
@@ -5874,6 +5878,8 @@
           <w:sz w:val="19"/>
         </w:rPr>
         <w:t>Fill the `reasoning` field before scoring.</w:t>
+        <w:br/>
+        <w:t>In all observations, pair user angles with gold standard ranges from the provided reference data.</w:t>
       </w:r>
     </w:p>
     <w:p>
@@ -6692,7 +6698,7 @@
           <w:color w:val="6E6788"/>
           <w:sz w:val="17"/>
         </w:rPr>
-        <w:t>Kinetic Haiku Call 1 Prompt  ·  v1.7  ·  May 2026  ·  model: claude-haiku-4-5-20251001</w:t>
+        <w:t>Kinetic Haiku Call 1 Prompt  ·  v1.8  ·  May 2026  ·  model: claude-haiku-4-5-20251001</w:t>
       </w:r>
     </w:p>
     <w:sectPr>

--- a/Kinetic_Haiku_Call1_Prompt.docx
+++ b/Kinetic_Haiku_Call1_Prompt.docx
@@ -24,7 +24,7 @@
           <w:color w:val="6E6788"/>
           <w:sz w:val="20"/>
         </w:rPr>
-        <w:t>model: claude-haiku-4-5-20251001  ·  Goblet Squat Form Analysis  ·  v1.8  ·  May 2026</w:t>
+        <w:t>model: claude-haiku-4-5-20251001  ·  Goblet Squat Form Analysis  ·  v1.9  ·  May 2026</w:t>
       </w:r>
     </w:p>
     <w:p>
@@ -6698,7 +6698,7 @@
           <w:color w:val="6E6788"/>
           <w:sz w:val="17"/>
         </w:rPr>
-        <w:t>Kinetic Haiku Call 1 Prompt  ·  v1.8  ·  May 2026  ·  model: claude-haiku-4-5-20251001</w:t>
+        <w:t>Kinetic Haiku Call 1 Prompt  ·  v1.9  ·  May 2026  ·  model: claude-haiku-4-5-20251001</w:t>
       </w:r>
     </w:p>
     <w:sectPr>

--- a/Kinetic_Haiku_Call1_Prompt.docx
+++ b/Kinetic_Haiku_Call1_Prompt.docx
@@ -24,7 +24,7 @@
           <w:color w:val="6E6788"/>
           <w:sz w:val="20"/>
         </w:rPr>
-        <w:t>model: claude-haiku-4-5-20251001  ·  Goblet Squat Form Analysis  ·  v1.9  ·  May 2026</w:t>
+        <w:t>model: claude-haiku-4-5-20251001  ·  Goblet Squat Form Analysis  ·  v1.10  ·  May 2026</w:t>
       </w:r>
     </w:p>
     <w:p>
@@ -6698,7 +6698,7 @@
           <w:color w:val="6E6788"/>
           <w:sz w:val="17"/>
         </w:rPr>
-        <w:t>Kinetic Haiku Call 1 Prompt  ·  v1.9  ·  May 2026  ·  model: claude-haiku-4-5-20251001</w:t>
+        <w:t>Kinetic Haiku Call 1 Prompt  ·  v1.10  ·  May 2026  ·  model: claude-haiku-4-5-20251001</w:t>
       </w:r>
     </w:p>
     <w:sectPr>

--- a/Kinetic_Haiku_Call1_Prompt.docx
+++ b/Kinetic_Haiku_Call1_Prompt.docx
@@ -2974,92 +2974,6 @@
           <w:color w:val="E8E2FF"/>
           <w:sz w:val="19"/>
         </w:rPr>
-      </w:r>
-    </w:p>
-    <w:p>
-      <w:pPr>
-        <w:shd w:val="clear" w:color="auto" w:fill="0D0D14"/>
-        <w:spacing w:after="0"/>
-        <w:ind w:left="0"/>
-      </w:pPr>
-      <w:r>
-        <w:rPr>
-          <w:rFonts w:ascii="Courier New" w:hAnsi="Courier New"/>
-          <w:color w:val="E8E2FF"/>
-          <w:sz w:val="19"/>
-        </w:rPr>
-        <w:t>SET CONTEXT RULE: If set_number is 2nd or 3rd+, late-rep form breakdown</w:t>
-      </w:r>
-    </w:p>
-    <w:p>
-      <w:pPr>
-        <w:shd w:val="clear" w:color="auto" w:fill="0D0D14"/>
-        <w:spacing w:after="0"/>
-        <w:ind w:left="0"/>
-      </w:pPr>
-      <w:r>
-        <w:rPr>
-          <w:rFonts w:ascii="Courier New" w:hAnsi="Courier New"/>
-          <w:color w:val="E8E2FF"/>
-          <w:sz w:val="19"/>
-        </w:rPr>
-        <w:t xml:space="preserve">  is more likely cumulative fatigue than load deficit. Adjust coaching accordingly.</w:t>
-      </w:r>
-    </w:p>
-    <w:p>
-      <w:pPr>
-        <w:shd w:val="clear" w:color="auto" w:fill="0D0D14"/>
-        <w:spacing w:after="0"/>
-        <w:ind w:left="0"/>
-      </w:pPr>
-      <w:r>
-        <w:rPr>
-          <w:rFonts w:ascii="Courier New" w:hAnsi="Courier New"/>
-          <w:color w:val="E8E2FF"/>
-          <w:sz w:val="19"/>
-        </w:rPr>
-      </w:r>
-    </w:p>
-    <w:p>
-      <w:pPr>
-        <w:shd w:val="clear" w:color="auto" w:fill="0D0D14"/>
-        <w:spacing w:after="0"/>
-        <w:ind w:left="0"/>
-      </w:pPr>
-      <w:r>
-        <w:rPr>
-          <w:rFonts w:ascii="Courier New" w:hAnsi="Courier New"/>
-          <w:color w:val="E8E2FF"/>
-          <w:sz w:val="19"/>
-        </w:rPr>
-        <w:t>EFFORT CONTEXT RULE: If perceived_effort is 'easy' but form broke down,</w:t>
-      </w:r>
-    </w:p>
-    <w:p>
-      <w:pPr>
-        <w:shd w:val="clear" w:color="auto" w:fill="0D0D14"/>
-        <w:spacing w:after="0"/>
-        <w:ind w:left="0"/>
-      </w:pPr>
-      <w:r>
-        <w:rPr>
-          <w:rFonts w:ascii="Courier New" w:hAnsi="Courier New"/>
-          <w:color w:val="E8E2FF"/>
-          <w:sz w:val="19"/>
-        </w:rPr>
-        <w:t xml:space="preserve">  probe the observation more carefully — something else is likely going on.</w:t>
-      </w:r>
-    </w:p>
-    <w:p>
-      <w:pPr>
-        <w:shd w:val="clear" w:color="auto" w:fill="0E0B1A"/>
-        <w:spacing w:after="200"/>
-      </w:pPr>
-      <w:r>
-        <w:rPr>
-          <w:sz w:val="8"/>
-        </w:rPr>
-        <w:t xml:space="preserve"> </w:t>
       </w:r>
     </w:p>
     <w:p>

--- a/Kinetic_Haiku_Call1_Prompt.docx
+++ b/Kinetic_Haiku_Call1_Prompt.docx
@@ -5357,36 +5357,6 @@
           <w:sz w:val="19"/>
         </w:rPr>
         <w:t>Pain description:            {free text or null}</w:t>
-      </w:r>
-    </w:p>
-    <w:p>
-      <w:pPr>
-        <w:shd w:val="clear" w:color="auto" w:fill="0D0D14"/>
-        <w:spacing w:after="0"/>
-        <w:ind w:left="0"/>
-      </w:pPr>
-      <w:r>
-        <w:rPr>
-          <w:rFonts w:ascii="Courier New" w:hAnsi="Courier New"/>
-          <w:color w:val="E8E2FF"/>
-          <w:sz w:val="19"/>
-        </w:rPr>
-        <w:t>Set number:                  {1st_set | 2nd_set | 3rd_or_more}</w:t>
-      </w:r>
-    </w:p>
-    <w:p>
-      <w:pPr>
-        <w:shd w:val="clear" w:color="auto" w:fill="0D0D14"/>
-        <w:spacing w:after="0"/>
-        <w:ind w:left="0"/>
-      </w:pPr>
-      <w:r>
-        <w:rPr>
-          <w:rFonts w:ascii="Courier New" w:hAnsi="Courier New"/>
-          <w:color w:val="E8E2FF"/>
-          <w:sz w:val="19"/>
-        </w:rPr>
-        <w:t>Perceived effort:            {easy | just_right | hard | struggled}</w:t>
       </w:r>
     </w:p>
     <w:p>

--- a/Kinetic_Haiku_Call1_Prompt.docx
+++ b/Kinetic_Haiku_Call1_Prompt.docx
@@ -24,7 +24,7 @@
           <w:color w:val="6E6788"/>
           <w:sz w:val="20"/>
         </w:rPr>
-        <w:t>model: claude-haiku-4-5-20251001  ·  Goblet Squat Form Analysis  ·  v1.10  ·  May 2026</w:t>
+        <w:t>model: claude-haiku-4-5-20251001  ·  Goblet Squat Form Analysis  ·  v1.13  ·  May 2026</w:t>
       </w:r>
     </w:p>
     <w:p>
@@ -1464,7 +1464,7 @@
           <w:color w:val="E8E2FF"/>
           <w:sz w:val="19"/>
         </w:rPr>
-        <w:t>STEP 3 — Root cause penalties:</w:t>
+        <w:t>STEP 3 — Apply fault penalties to the affected session parameter score:</w:t>
       </w:r>
     </w:p>
     <w:p>
@@ -1479,7 +1479,7 @@
           <w:color w:val="E8E2FF"/>
           <w:sz w:val="19"/>
         </w:rPr>
-        <w:t xml:space="preserve">  Mild root cause:     −8 points</w:t>
+        <w:t xml:space="preserve">  Penalties go to the parameter score matching the root cause — NOT the overall.</w:t>
       </w:r>
     </w:p>
     <w:p>
@@ -1494,7 +1494,6 @@
           <w:color w:val="E8E2FF"/>
           <w:sz w:val="19"/>
         </w:rPr>
-        <w:t xml:space="preserve">  Moderate root cause: −15 points</w:t>
       </w:r>
     </w:p>
     <w:p>
@@ -1509,7 +1508,7 @@
           <w:color w:val="E8E2FF"/>
           <w:sz w:val="19"/>
         </w:rPr>
-        <w:t xml:space="preserve">  Severe root cause:   −25 points</w:t>
+        <w:t xml:space="preserve">  RC1 (ankle restriction)      → deduct from range_of_motion_score</w:t>
       </w:r>
     </w:p>
     <w:p>
@@ -1524,7 +1523,7 @@
           <w:color w:val="E8E2FF"/>
           <w:sz w:val="19"/>
         </w:rPr>
-        <w:t xml:space="preserve">  Multiple independent root causes: each adds its own penalty.</w:t>
+        <w:t xml:space="preserve">  RC2 (glute / hip weakness)   → deduct from stability_score</w:t>
       </w:r>
     </w:p>
     <w:p>
@@ -1539,7 +1538,7 @@
           <w:color w:val="E8E2FF"/>
           <w:sz w:val="19"/>
         </w:rPr>
-        <w:t xml:space="preserve">  CAUSAL CHAIN RULE: downstream symptoms of the SAME root cause = ONE penalty.</w:t>
+        <w:t xml:space="preserve">  RC3 (hip flexor tightness)   → deduct from posture_score</w:t>
       </w:r>
     </w:p>
     <w:p>
@@ -1554,6 +1553,7 @@
           <w:color w:val="E8E2FF"/>
           <w:sz w:val="19"/>
         </w:rPr>
+        <w:t xml:space="preserve">  RC4 (load deficit)           → no parameter penalty (weight rec only)</w:t>
       </w:r>
     </w:p>
     <w:p>
@@ -1568,7 +1568,7 @@
           <w:color w:val="E8E2FF"/>
           <w:sz w:val="19"/>
         </w:rPr>
-        <w:t>FINAL SCORE:</w:t>
+        <w:t xml:space="preserve">  RC5 (thoracic mobility)      → deduct from posture_score</w:t>
       </w:r>
     </w:p>
     <w:p>
@@ -1583,7 +1583,6 @@
           <w:color w:val="E8E2FF"/>
           <w:sz w:val="19"/>
         </w:rPr>
-        <w:t xml:space="preserve">  overall = max(25, min(100, weighted_rep_score + consistency_bonus − penalties))</w:t>
       </w:r>
     </w:p>
     <w:p>
@@ -1598,6 +1597,7 @@
           <w:color w:val="E8E2FF"/>
           <w:sz w:val="19"/>
         </w:rPr>
+        <w:t xml:space="preserve">  Penalty amounts:</w:t>
       </w:r>
     </w:p>
     <w:p>
@@ -1612,6 +1612,305 @@
           <w:color w:val="E8E2FF"/>
           <w:sz w:val="19"/>
         </w:rPr>
+        <w:t xml:space="preserve">    Mild root cause:     −8</w:t>
+      </w:r>
+    </w:p>
+    <w:p>
+      <w:pPr>
+        <w:shd w:val="clear" w:color="auto" w:fill="0D0D14"/>
+        <w:spacing w:after="0"/>
+        <w:ind w:left="0"/>
+      </w:pPr>
+      <w:r>
+        <w:rPr>
+          <w:rFonts w:ascii="Courier New" w:hAnsi="Courier New"/>
+          <w:color w:val="E8E2FF"/>
+          <w:sz w:val="19"/>
+        </w:rPr>
+        <w:t xml:space="preserve">    Moderate root cause: −15</w:t>
+      </w:r>
+    </w:p>
+    <w:p>
+      <w:pPr>
+        <w:shd w:val="clear" w:color="auto" w:fill="0D0D14"/>
+        <w:spacing w:after="0"/>
+        <w:ind w:left="0"/>
+      </w:pPr>
+      <w:r>
+        <w:rPr>
+          <w:rFonts w:ascii="Courier New" w:hAnsi="Courier New"/>
+          <w:color w:val="E8E2FF"/>
+          <w:sz w:val="19"/>
+        </w:rPr>
+        <w:t xml:space="preserve">    Severe root cause:   −25</w:t>
+      </w:r>
+    </w:p>
+    <w:p>
+      <w:pPr>
+        <w:shd w:val="clear" w:color="auto" w:fill="0D0D14"/>
+        <w:spacing w:after="0"/>
+        <w:ind w:left="0"/>
+      </w:pPr>
+      <w:r>
+        <w:rPr>
+          <w:rFonts w:ascii="Courier New" w:hAnsi="Courier New"/>
+          <w:color w:val="E8E2FF"/>
+          <w:sz w:val="19"/>
+        </w:rPr>
+        <w:t/>
+      </w:r>
+    </w:p>
+    <w:p>
+      <w:pPr>
+        <w:shd w:val="clear" w:color="auto" w:fill="0D0D14"/>
+        <w:spacing w:after="0"/>
+        <w:ind w:left="0"/>
+      </w:pPr>
+      <w:r>
+        <w:rPr>
+          <w:rFonts w:ascii="Courier New" w:hAnsi="Courier New"/>
+          <w:color w:val="E8E2FF"/>
+          <w:sz w:val="19"/>
+        </w:rPr>
+        <w:t xml:space="preserve">  Multiple independent root causes: each deducts from its own parameter.</w:t>
+      </w:r>
+    </w:p>
+    <w:p>
+      <w:pPr>
+        <w:shd w:val="clear" w:color="auto" w:fill="0D0D14"/>
+        <w:spacing w:after="0"/>
+        <w:ind w:left="0"/>
+      </w:pPr>
+      <w:r>
+        <w:rPr>
+          <w:rFonts w:ascii="Courier New" w:hAnsi="Courier New"/>
+          <w:color w:val="E8E2FF"/>
+          <w:sz w:val="19"/>
+        </w:rPr>
+        <w:t xml:space="preserve">  CAUSAL CHAIN RULE: downstream symptoms of the SAME root cause =</w:t>
+      </w:r>
+    </w:p>
+    <w:p>
+      <w:pPr>
+        <w:shd w:val="clear" w:color="auto" w:fill="0D0D14"/>
+        <w:spacing w:after="0"/>
+        <w:ind w:left="0"/>
+      </w:pPr>
+      <w:r>
+        <w:rPr>
+          <w:rFonts w:ascii="Courier New" w:hAnsi="Courier New"/>
+          <w:color w:val="E8E2FF"/>
+          <w:sz w:val="19"/>
+        </w:rPr>
+        <w:t xml:space="preserve">  ONE penalty applied to ONE parameter.</w:t>
+      </w:r>
+    </w:p>
+    <w:p>
+      <w:pPr>
+        <w:shd w:val="clear" w:color="auto" w:fill="0D0D14"/>
+        <w:spacing w:after="0"/>
+        <w:ind w:left="0"/>
+      </w:pPr>
+      <w:r>
+        <w:rPr>
+          <w:rFonts w:ascii="Courier New" w:hAnsi="Courier New"/>
+          <w:color w:val="E8E2FF"/>
+          <w:sz w:val="19"/>
+        </w:rPr>
+        <w:t/>
+      </w:r>
+    </w:p>
+    <w:p>
+      <w:pPr>
+        <w:shd w:val="clear" w:color="auto" w:fill="0D0D14"/>
+        <w:spacing w:after="0"/>
+        <w:ind w:left="0"/>
+      </w:pPr>
+      <w:r>
+        <w:rPr>
+          <w:rFonts w:ascii="Courier New" w:hAnsi="Courier New"/>
+          <w:color w:val="E8E2FF"/>
+          <w:sz w:val="19"/>
+        </w:rPr>
+        <w:t xml:space="preserve">  Apply: session_parameter_score = max(25, raw_session_aggregate − penalty)</w:t>
+      </w:r>
+    </w:p>
+    <w:p>
+      <w:pPr>
+        <w:shd w:val="clear" w:color="auto" w:fill="0D0D14"/>
+        <w:spacing w:after="0"/>
+        <w:ind w:left="0"/>
+      </w:pPr>
+      <w:r>
+        <w:rPr>
+          <w:rFonts w:ascii="Courier New" w:hAnsi="Courier New"/>
+          <w:color w:val="E8E2FF"/>
+          <w:sz w:val="19"/>
+        </w:rPr>
+        <w:t/>
+      </w:r>
+    </w:p>
+    <w:p>
+      <w:pPr>
+        <w:shd w:val="clear" w:color="auto" w:fill="0D0D14"/>
+        <w:spacing w:after="0"/>
+        <w:ind w:left="0"/>
+      </w:pPr>
+      <w:r>
+        <w:rPr>
+          <w:rFonts w:ascii="Courier New" w:hAnsi="Courier New"/>
+          <w:color w:val="E8E2FF"/>
+          <w:sz w:val="19"/>
+        </w:rPr>
+        <w:t>STEP 4 — Compute overall_form_score from penalized session parameter scores:</w:t>
+      </w:r>
+    </w:p>
+    <w:p>
+      <w:pPr>
+        <w:shd w:val="clear" w:color="auto" w:fill="0D0D14"/>
+        <w:spacing w:after="0"/>
+        <w:ind w:left="0"/>
+      </w:pPr>
+      <w:r>
+        <w:rPr>
+          <w:rFonts w:ascii="Courier New" w:hAnsi="Courier New"/>
+          <w:color w:val="E8E2FF"/>
+          <w:sz w:val="19"/>
+        </w:rPr>
+        <w:t xml:space="preserve">  overall_form_score = (range_of_motion_score  × 0.35)</w:t>
+      </w:r>
+    </w:p>
+    <w:p>
+      <w:pPr>
+        <w:shd w:val="clear" w:color="auto" w:fill="0D0D14"/>
+        <w:spacing w:after="0"/>
+        <w:ind w:left="0"/>
+      </w:pPr>
+      <w:r>
+        <w:rPr>
+          <w:rFonts w:ascii="Courier New" w:hAnsi="Courier New"/>
+          <w:color w:val="E8E2FF"/>
+          <w:sz w:val="19"/>
+        </w:rPr>
+        <w:t xml:space="preserve">                     + (stability_score         × 0.25)</w:t>
+      </w:r>
+    </w:p>
+    <w:p>
+      <w:pPr>
+        <w:shd w:val="clear" w:color="auto" w:fill="0D0D14"/>
+        <w:spacing w:after="0"/>
+        <w:ind w:left="0"/>
+      </w:pPr>
+      <w:r>
+        <w:rPr>
+          <w:rFonts w:ascii="Courier New" w:hAnsi="Courier New"/>
+          <w:color w:val="E8E2FF"/>
+          <w:sz w:val="19"/>
+        </w:rPr>
+        <w:t xml:space="preserve">                     + (posture_score           × 0.25)</w:t>
+      </w:r>
+    </w:p>
+    <w:p>
+      <w:pPr>
+        <w:shd w:val="clear" w:color="auto" w:fill="0D0D14"/>
+        <w:spacing w:after="0"/>
+        <w:ind w:left="0"/>
+      </w:pPr>
+      <w:r>
+        <w:rPr>
+          <w:rFonts w:ascii="Courier New" w:hAnsi="Courier New"/>
+          <w:color w:val="E8E2FF"/>
+          <w:sz w:val="19"/>
+        </w:rPr>
+        <w:t xml:space="preserve">                     + (movement_quality_score  × 0.15)</w:t>
+      </w:r>
+    </w:p>
+    <w:p>
+      <w:pPr>
+        <w:shd w:val="clear" w:color="auto" w:fill="0D0D14"/>
+        <w:spacing w:after="0"/>
+        <w:ind w:left="0"/>
+      </w:pPr>
+      <w:r>
+        <w:rPr>
+          <w:rFonts w:ascii="Courier New" w:hAnsi="Courier New"/>
+          <w:color w:val="E8E2FF"/>
+          <w:sz w:val="19"/>
+        </w:rPr>
+        <w:t xml:space="preserve">                     + consistency_bonus</w:t>
+      </w:r>
+    </w:p>
+    <w:p>
+      <w:pPr>
+        <w:shd w:val="clear" w:color="auto" w:fill="0D0D14"/>
+        <w:spacing w:after="0"/>
+        <w:ind w:left="0"/>
+      </w:pPr>
+      <w:r>
+        <w:rPr>
+          <w:rFonts w:ascii="Courier New" w:hAnsi="Courier New"/>
+          <w:color w:val="E8E2FF"/>
+          <w:sz w:val="19"/>
+        </w:rPr>
+        <w:t/>
+      </w:r>
+    </w:p>
+    <w:p>
+      <w:pPr>
+        <w:shd w:val="clear" w:color="auto" w:fill="0D0D14"/>
+        <w:spacing w:after="0"/>
+        <w:ind w:left="0"/>
+      </w:pPr>
+      <w:r>
+        <w:rPr>
+          <w:rFonts w:ascii="Courier New" w:hAnsi="Courier New"/>
+          <w:color w:val="E8E2FF"/>
+          <w:sz w:val="19"/>
+        </w:rPr>
+        <w:t xml:space="preserve">  Clamp: overall_form_score = max(25, min(100, result))</w:t>
+      </w:r>
+    </w:p>
+    <w:p>
+      <w:pPr>
+        <w:shd w:val="clear" w:color="auto" w:fill="0D0D14"/>
+        <w:spacing w:after="0"/>
+        <w:ind w:left="0"/>
+      </w:pPr>
+      <w:r>
+        <w:rPr>
+          <w:rFonts w:ascii="Courier New" w:hAnsi="Courier New"/>
+          <w:color w:val="E8E2FF"/>
+          <w:sz w:val="19"/>
+        </w:rPr>
+        <w:t xml:space="preserve">  Do NOT subtract penalties again here — already embedded in parameter scores.</w:t>
+      </w:r>
+    </w:p>
+    <w:p>
+      <w:pPr>
+        <w:shd w:val="clear" w:color="auto" w:fill="0D0D14"/>
+        <w:spacing w:after="0"/>
+        <w:ind w:left="0"/>
+      </w:pPr>
+      <w:r>
+        <w:rPr>
+          <w:rFonts w:ascii="Courier New" w:hAnsi="Courier New"/>
+          <w:color w:val="E8E2FF"/>
+          <w:sz w:val="19"/>
+        </w:rPr>
+      </w:r>
+    </w:p>
+    <w:p>
+      <w:pPr>
+        <w:shd w:val="clear" w:color="auto" w:fill="0D0D14"/>
+        <w:spacing w:after="0"/>
+        <w:ind w:left="0"/>
+      </w:pPr>
+      <w:r>
+        <w:rPr>
+          <w:rFonts w:ascii="Courier New" w:hAnsi="Courier New"/>
+          <w:color w:val="E8E2FF"/>
+          <w:sz w:val="19"/>
+        </w:rPr>
         <w:t>CALIBRATION REFERENCE:</w:t>
       </w:r>
     </w:p>
@@ -1627,7 +1926,7 @@
           <w:color w:val="E8E2FF"/>
           <w:sz w:val="19"/>
         </w:rPr>
-        <w:t xml:space="preserve">  Good form + one mild fixable issue   → ~70–75</w:t>
+        <w:t xml:space="preserve">  Good form + one mild issue              → ~80–85</w:t>
       </w:r>
     </w:p>
     <w:p>
@@ -1642,7 +1941,7 @@
           <w:color w:val="E8E2FF"/>
           <w:sz w:val="19"/>
         </w:rPr>
-        <w:t xml:space="preserve">  Good form + one moderate issue       → ~65</w:t>
+        <w:t xml:space="preserve">  Good form + one moderate issue          → ~73–78</w:t>
       </w:r>
     </w:p>
     <w:p>
@@ -1657,7 +1956,7 @@
           <w:color w:val="E8E2FF"/>
           <w:sz w:val="19"/>
         </w:rPr>
-        <w:t xml:space="preserve">  Consistent issues + severe root cause → ~45</w:t>
+        <w:t xml:space="preserve">  Consistent issues + severe root cause   → ~55–65</w:t>
       </w:r>
     </w:p>
     <w:p>
@@ -1672,7 +1971,7 @@
           <w:color w:val="E8E2FF"/>
           <w:sz w:val="19"/>
         </w:rPr>
-        <w:t xml:space="preserve">  Excellent + consistency bonus         → 85–95</w:t>
+        <w:t xml:space="preserve">  Excellent + consistency bonus           → 88–95</w:t>
       </w:r>
     </w:p>
     <w:p>
@@ -5949,7 +6248,7 @@
           <w:color w:val="E8E2FF"/>
           <w:sz w:val="19"/>
         </w:rPr>
-        <w:t xml:space="preserve">    avg 74, reps 5–8 avg 61. Weighted = 74×0.65 + 61×0.35 = 69.3.</w:t>
+        <w:t xml:space="preserve">  to RC1 not RC2. Set is 1st set per user report. Weighted rep avg: reps 1–4</w:t>
       </w:r>
     </w:p>
     <w:p>
@@ -5964,7 +6263,7 @@
           <w:color w:val="E8E2FF"/>
           <w:sz w:val="19"/>
         </w:rPr>
-        <w:t xml:space="preserve">    8 reps but spread = 22pts, no consistency bonus. One moderate penalty −15.</w:t>
+        <w:t xml:space="preserve">  avg 74, reps 5–8 avg 61. Spread = 22pts → no bonus. RC1 moderate penalty</w:t>
       </w:r>
     </w:p>
     <w:p>
@@ -5979,7 +6278,7 @@
           <w:color w:val="E8E2FF"/>
           <w:sz w:val="19"/>
         </w:rPr>
-        <w:t xml:space="preserve">    Final: max(25, min(100, 69 + 0 − 15)) = 54.",</w:t>
+        <w:t xml:space="preserve">  −15 applied to range_of_motion_score: 63 − 15 = 48. overall = (48×0.35)</w:t>
       </w:r>
     </w:p>
     <w:p>
@@ -5994,6 +6293,7 @@
           <w:color w:val="E8E2FF"/>
           <w:sz w:val="19"/>
         </w:rPr>
+        <w:t xml:space="preserve">  + (60×0.25) + (55×0.25) + (72×0.15) + 0 = 56.</w:t>
       </w:r>
     </w:p>
     <w:p>
@@ -6008,7 +6308,21 @@
           <w:color w:val="E8E2FF"/>
           <w:sz w:val="19"/>
         </w:rPr>
-        <w:t xml:space="preserve">  "total_score": 54,</w:t>
+      </w:r>
+    </w:p>
+    <w:p>
+      <w:pPr>
+        <w:shd w:val="clear" w:color="auto" w:fill="0D0D14"/>
+        <w:spacing w:after="0"/>
+        <w:ind w:left="0"/>
+      </w:pPr>
+      <w:r>
+        <w:rPr>
+          <w:rFonts w:ascii="Courier New" w:hAnsi="Courier New"/>
+          <w:color w:val="E8E2FF"/>
+          <w:sz w:val="19"/>
+        </w:rPr>
+        <w:t>"total_score": 56,</w:t>
       </w:r>
     </w:p>
     <w:p>
@@ -6582,7 +6896,7 @@
           <w:color w:val="6E6788"/>
           <w:sz w:val="17"/>
         </w:rPr>
-        <w:t>Kinetic Haiku Call 1 Prompt  ·  v1.10  ·  May 2026  ·  model: claude-haiku-4-5-20251001</w:t>
+        <w:t>Kinetic Haiku Call 1 Prompt  ·  v1.13  ·  May 2026  ·  model: claude-haiku-4-5-20251001</w:t>
       </w:r>
     </w:p>
     <w:sectPr>

--- a/Kinetic_Haiku_Call1_Prompt.docx
+++ b/Kinetic_Haiku_Call1_Prompt.docx
@@ -24,7 +24,7 @@
           <w:color w:val="6E6788"/>
           <w:sz w:val="20"/>
         </w:rPr>
-        <w:t>model: claude-haiku-4-5-20251001  ·  Goblet Squat Form Analysis  ·  v1.13  ·  May 2026</w:t>
+        <w:t>model: claude-haiku-4-5-20251001  ·  Goblet Squat Form Analysis  ·  v1.14  ·  May 2026</w:t>
       </w:r>
     </w:p>
     <w:p>
@@ -2974,6 +2974,7 @@
           <w:color w:val="E8E2FF"/>
           <w:sz w:val="19"/>
         </w:rPr>
+        <w:t xml:space="preserve"/>
       </w:r>
     </w:p>
     <w:p>
@@ -2988,7 +2989,7 @@
           <w:color w:val="E8E2FF"/>
           <w:sz w:val="19"/>
         </w:rPr>
-        <w:t>AFFIRMATION: Must name something genuinely working.</w:t>
+        <w:t>VERDICT: 2–3 sentences. Must name the specific fault if one exists and state</w:t>
       </w:r>
     </w:p>
     <w:p>
@@ -3003,7 +3004,7 @@
           <w:color w:val="E8E2FF"/>
           <w:sz w:val="19"/>
         </w:rPr>
-        <w:t xml:space="preserve">  GOOD: 'Depth is solid — hip crease below knee across all 8 reps.'</w:t>
+        <w:t xml:space="preserve">  the single most important fix cue. No vague closers like "this is one</w:t>
       </w:r>
     </w:p>
     <w:p>
@@ -3018,7 +3019,7 @@
           <w:color w:val="E8E2FF"/>
           <w:sz w:val="19"/>
         </w:rPr>
-        <w:t xml:space="preserve">  BAD:  'Good effort today.' / 'Nice work.'</w:t>
+        <w:t xml:space="preserve">  fixable pattern" without specifying what the pattern is and how to fix it.</w:t>
       </w:r>
     </w:p>
     <w:p>
@@ -3033,6 +3034,7 @@
           <w:color w:val="E8E2FF"/>
           <w:sz w:val="19"/>
         </w:rPr>
+        <w:t xml:space="preserve">  GOOD: 'Depth and posture are excellent. The issue is knees caving inward on</w:t>
       </w:r>
     </w:p>
     <w:p>
@@ -3047,7 +3049,7 @@
           <w:color w:val="E8E2FF"/>
           <w:sz w:val="19"/>
         </w:rPr>
-        <w:t>OBSERVATION: Measurement-grounded. Always pair the user's angle with the gold standard range so the user understands whether it is good or bad. Never quote an angle without a reference range.</w:t>
+        <w:t xml:space="preserve">        the ascent — your glutes are fatiguing before your quads get to the</w:t>
       </w:r>
     </w:p>
     <w:p>
@@ -3062,9 +3064,100 @@
           <w:color w:val="E8E2FF"/>
           <w:sz w:val="19"/>
         </w:rPr>
-        <w:t xml:space="preserve">  GOOD: 'Trunk lean reached 52° by rep 6 — the target range is 5–28° (gold standard). Up from 38° at rep 1, so it worsened under fatigue.'</w:t>
+        <w:t xml:space="preserve">        top. Fix: actively push your knees out over your pinky toes as you</w:t>
+      </w:r>
+    </w:p>
+    <w:p>
+      <w:pPr>
+        <w:shd w:val="clear" w:color="auto" w:fill="0D0D14"/>
+        <w:spacing w:after="0"/>
+        <w:ind w:left="0"/>
+      </w:pPr>
+      <w:r>
+        <w:rPr>
+          <w:rFonts w:ascii="Courier New" w:hAnsi="Courier New"/>
+          <w:color w:val="E8E2FF"/>
+          <w:sz w:val="19"/>
+        </w:rPr>
+        <w:t xml:space="preserve">        stand. One cue. That is it.'</w:t>
+      </w:r>
+    </w:p>
+    <w:p>
+      <w:pPr>
+        <w:shd w:val="clear" w:color="auto" w:fill="0D0D14"/>
+        <w:spacing w:after="0"/>
+        <w:ind w:left="0"/>
+      </w:pPr>
+      <w:r>
+        <w:rPr>
+          <w:rFonts w:ascii="Courier New" w:hAnsi="Courier New"/>
+          <w:color w:val="E8E2FF"/>
+          <w:sz w:val="19"/>
+        </w:rPr>
+        <w:t xml:space="preserve">  BAD:  'This is one fixable pattern.' / 'There is something to work on.'</w:t>
+      </w:r>
+    </w:p>
+    <w:p>
+      <w:pPr>
+        <w:shd w:val="clear" w:color="auto" w:fill="0D0D14"/>
+        <w:spacing w:after="0"/>
+        <w:ind w:left="0"/>
+      </w:pPr>
+      <w:r>
+        <w:rPr>
+          <w:rFonts w:ascii="Courier New" w:hAnsi="Courier New"/>
+          <w:color w:val="E8E2FF"/>
+          <w:sz w:val="19"/>
+        </w:rPr>
+        <w:t xml:space="preserve">        ← does not name the fault or the fix</w:t>
+      </w:r>
+    </w:p>
+    <w:p>
+      <w:pPr>
+        <w:shd w:val="clear" w:color="auto" w:fill="0D0D14"/>
+        <w:spacing w:after="0"/>
+        <w:ind w:left="0"/>
+      </w:pPr>
+      <w:r>
+        <w:rPr>
+          <w:rFonts w:ascii="Courier New" w:hAnsi="Courier New"/>
+          <w:color w:val="E8E2FF"/>
+          <w:sz w:val="19"/>
+        </w:rPr>
+      </w:r>
+    </w:p>
+    <w:p>
+      <w:pPr>
+        <w:shd w:val="clear" w:color="auto" w:fill="0D0D14"/>
+        <w:spacing w:after="0"/>
+        <w:ind w:left="0"/>
+      </w:pPr>
+      <w:r>
+        <w:rPr>
+          <w:rFonts w:ascii="Courier New" w:hAnsi="Courier New"/>
+          <w:color w:val="E8E2FF"/>
+          <w:sz w:val="19"/>
+        </w:rPr>
+        <w:t>AFFIRMATION: Must name something genuinely working AND explain in one sentence why it matters to their training (muscle activation, injury prevention, strength development, or power).</w:t>
+      </w:r>
+    </w:p>
+    <w:p>
+      <w:pPr>
+        <w:shd w:val="clear" w:color="auto" w:fill="0D0D14"/>
+        <w:spacing w:after="0"/>
+        <w:ind w:left="0"/>
+      </w:pPr>
+      <w:r>
+        <w:rPr>
+          <w:rFonts w:ascii="Courier New" w:hAnsi="Courier New"/>
+          <w:color w:val="E8E2FF"/>
+          <w:sz w:val="19"/>
+        </w:rPr>
+        <w:t xml:space="preserve">  GOOD: 'Depth is solid — hip crease below knee all 8 reps. This is where your</w:t>
         <w:br/>
-        <w:t xml:space="preserve">  GOOD: 'Knee angle at the bottom averaged 104° across the set — the target is 65–90° (gold standard). Reps 5–8 were worst at 108–112°.'</w:t>
+        <w:t xml:space="preserve">        glutes switch on fully; stopping above parallel means your quads do</w:t>
+        <w:br/>
+        <w:t xml:space="preserve">        the work and your glutes miss the stimulus.'</w:t>
       </w:r>
     </w:p>
     <w:p>
@@ -3079,9 +3172,61 @@
           <w:color w:val="E8E2FF"/>
           <w:sz w:val="19"/>
         </w:rPr>
-        <w:t xml:space="preserve">  BAD:  'You are leaning forward.'  ← no angle, no reference range — user cannot act on this</w:t>
+        <w:t xml:space="preserve">  BAD:  'Good effort today.' / 'Depth is solid.' ← no reason why it matters</w:t>
+      </w:r>
+    </w:p>
+    <w:p>
+      <w:pPr>
+        <w:shd w:val="clear" w:color="auto" w:fill="0D0D14"/>
+        <w:spacing w:after="0"/>
+        <w:ind w:left="0"/>
+      </w:pPr>
+      <w:r>
+        <w:rPr>
+          <w:rFonts w:ascii="Courier New" w:hAnsi="Courier New"/>
+          <w:color w:val="E8E2FF"/>
+          <w:sz w:val="19"/>
+        </w:rPr>
+      </w:r>
+    </w:p>
+    <w:p>
+      <w:pPr>
+        <w:shd w:val="clear" w:color="auto" w:fill="0D0D14"/>
+        <w:spacing w:after="0"/>
+        <w:ind w:left="0"/>
+      </w:pPr>
+      <w:r>
+        <w:rPr>
+          <w:rFonts w:ascii="Courier New" w:hAnsi="Courier New"/>
+          <w:color w:val="E8E2FF"/>
+          <w:sz w:val="19"/>
+        </w:rPr>
+        <w:t>OBSERVATION: Measurement-grounded. Always pair the user's angle with the gold standard range. Then add one sentence explaining what that angle means physically — what achieving or missing it enables, prevents, or causes.</w:t>
+      </w:r>
+    </w:p>
+    <w:p>
+      <w:pPr>
+        <w:shd w:val="clear" w:color="auto" w:fill="0D0D14"/>
+        <w:spacing w:after="0"/>
+        <w:ind w:left="0"/>
+      </w:pPr>
+      <w:r>
+        <w:rPr>
+          <w:rFonts w:ascii="Courier New" w:hAnsi="Courier New"/>
+          <w:color w:val="E8E2FF"/>
+          <w:sz w:val="19"/>
+        </w:rPr>
+        <w:t xml:space="preserve">  GOOD: 'Trunk lean reached 52° by rep 6 — the target is 5–28° (gold standard).</w:t>
         <w:br/>
-        <w:t xml:space="preserve">  BAD:  'Trunk lean was 52°.'  ← angle alone means nothing without a target range</w:t>
+        <w:t xml:space="preserve">        At 52° your hips are driving the movement instead of your quads and</w:t>
+        <w:br/>
+        <w:t xml:space="preserve">        glutes, which means less power and more lower-back load.'</w:t>
+        <w:br/>
+        <w:t xml:space="preserve">  GOOD: 'Knee angle averaged 104° — the target is 65–90° (gold standard).</w:t>
+        <w:br/>
+        <w:t xml:space="preserve">        At 104° your hip crease is below your knee on every rep, which is</w:t>
+        <w:br/>
+        <w:t xml:space="preserve">        exactly where your glutes switch on fully.'</w:t>
       </w:r>
     </w:p>
     <w:p>
@@ -3096,6 +3241,9 @@
           <w:color w:val="E8E2FF"/>
           <w:sz w:val="19"/>
         </w:rPr>
+        <w:t xml:space="preserve">  BAD:  'You are leaning forward.' ← no angle, no range, no physical meaning</w:t>
+        <w:br/>
+        <w:t xml:space="preserve">  BAD:  'Trunk lean was 52°.' ← angle without a reference range or meaning</w:t>
       </w:r>
     </w:p>
     <w:p>
@@ -3110,6 +3258,20 @@
           <w:color w:val="E8E2FF"/>
           <w:sz w:val="19"/>
         </w:rPr>
+      </w:r>
+    </w:p>
+    <w:p>
+      <w:pPr>
+        <w:shd w:val="clear" w:color="auto" w:fill="0D0D14"/>
+        <w:spacing w:after="0"/>
+        <w:ind w:left="0"/>
+      </w:pPr>
+      <w:r>
+        <w:rPr>
+          <w:rFonts w:ascii="Courier New" w:hAnsi="Courier New"/>
+          <w:color w:val="E8E2FF"/>
+          <w:sz w:val="19"/>
+        </w:rPr>
         <w:t>FEEDBACK: Must name a specific drill with rep/set target.</w:t>
       </w:r>
     </w:p>
@@ -3229,6 +3391,156 @@
           <w:color w:val="E8E2FF"/>
           <w:sz w:val="19"/>
         </w:rPr>
+      </w:r>
+    </w:p>
+    <w:p>
+      <w:pPr>
+        <w:shd w:val="clear" w:color="auto" w:fill="0D0D14"/>
+        <w:spacing w:after="0"/>
+        <w:ind w:left="0"/>
+      </w:pPr>
+      <w:r>
+        <w:rPr>
+          <w:rFonts w:ascii="Courier New" w:hAnsi="Courier New"/>
+          <w:color w:val="E8E2FF"/>
+          <w:sz w:val="19"/>
+        </w:rPr>
+        <w:t>PLAIN LANGUAGE: Never use clinical terms without an immediate plain-language</w:t>
+      </w:r>
+    </w:p>
+    <w:p>
+      <w:pPr>
+        <w:shd w:val="clear" w:color="auto" w:fill="0D0D14"/>
+        <w:spacing w:after="0"/>
+        <w:ind w:left="0"/>
+      </w:pPr>
+      <w:r>
+        <w:rPr>
+          <w:rFonts w:ascii="Courier New" w:hAnsi="Courier New"/>
+          <w:color w:val="E8E2FF"/>
+          <w:sz w:val="19"/>
+        </w:rPr>
+        <w:t xml:space="preserve">  translation. Always write the plain term — technical term in parentheses,</w:t>
+      </w:r>
+    </w:p>
+    <w:p>
+      <w:pPr>
+        <w:shd w:val="clear" w:color="auto" w:fill="0D0D14"/>
+        <w:spacing w:after="0"/>
+        <w:ind w:left="0"/>
+      </w:pPr>
+      <w:r>
+        <w:rPr>
+          <w:rFonts w:ascii="Courier New" w:hAnsi="Courier New"/>
+          <w:color w:val="E8E2FF"/>
+          <w:sz w:val="19"/>
+        </w:rPr>
+        <w:t xml:space="preserve">  or the reverse. After first definition, use the plain term alone.</w:t>
+      </w:r>
+    </w:p>
+    <w:p>
+      <w:pPr>
+        <w:shd w:val="clear" w:color="auto" w:fill="0D0D14"/>
+        <w:spacing w:after="0"/>
+        <w:ind w:left="0"/>
+      </w:pPr>
+      <w:r>
+        <w:rPr>
+          <w:rFonts w:ascii="Courier New" w:hAnsi="Courier New"/>
+          <w:color w:val="E8E2FF"/>
+          <w:sz w:val="19"/>
+        </w:rPr>
+        <w:t xml:space="preserve">    knees caving inward (knee valgus)</w:t>
+      </w:r>
+    </w:p>
+    <w:p>
+      <w:pPr>
+        <w:shd w:val="clear" w:color="auto" w:fill="0D0D14"/>
+        <w:spacing w:after="0"/>
+        <w:ind w:left="0"/>
+      </w:pPr>
+      <w:r>
+        <w:rPr>
+          <w:rFonts w:ascii="Courier New" w:hAnsi="Courier New"/>
+          <w:color w:val="E8E2FF"/>
+          <w:sz w:val="19"/>
+        </w:rPr>
+        <w:t xml:space="preserve">    how far your shin tilts forward (ankle dorsiflexion)</w:t>
+      </w:r>
+    </w:p>
+    <w:p>
+      <w:pPr>
+        <w:shd w:val="clear" w:color="auto" w:fill="0D0D14"/>
+        <w:spacing w:after="0"/>
+        <w:ind w:left="0"/>
+      </w:pPr>
+      <w:r>
+        <w:rPr>
+          <w:rFonts w:ascii="Courier New" w:hAnsi="Courier New"/>
+          <w:color w:val="E8E2FF"/>
+          <w:sz w:val="19"/>
+        </w:rPr>
+        <w:t xml:space="preserve">    the descent (eccentric phase)</w:t>
+      </w:r>
+    </w:p>
+    <w:p>
+      <w:pPr>
+        <w:shd w:val="clear" w:color="auto" w:fill="0D0D14"/>
+        <w:spacing w:after="0"/>
+        <w:ind w:left="0"/>
+      </w:pPr>
+      <w:r>
+        <w:rPr>
+          <w:rFonts w:ascii="Courier New" w:hAnsi="Courier New"/>
+          <w:color w:val="E8E2FF"/>
+          <w:sz w:val="19"/>
+        </w:rPr>
+        <w:t xml:space="preserve">    the ascent (concentric phase)</w:t>
+      </w:r>
+    </w:p>
+    <w:p>
+      <w:pPr>
+        <w:shd w:val="clear" w:color="auto" w:fill="0D0D14"/>
+        <w:spacing w:after="0"/>
+        <w:ind w:left="0"/>
+      </w:pPr>
+      <w:r>
+        <w:rPr>
+          <w:rFonts w:ascii="Courier New" w:hAnsi="Courier New"/>
+          <w:color w:val="E8E2FF"/>
+          <w:sz w:val="19"/>
+        </w:rPr>
+        <w:t xml:space="preserve">  GOOD: "knees caving inward (knee valgus) in 6 of 7 reps"</w:t>
+      </w:r>
+    </w:p>
+    <w:p>
+      <w:pPr>
+        <w:shd w:val="clear" w:color="auto" w:fill="0D0D14"/>
+        <w:spacing w:after="0"/>
+        <w:ind w:left="0"/>
+      </w:pPr>
+      <w:r>
+        <w:rPr>
+          <w:rFonts w:ascii="Courier New" w:hAnsi="Courier New"/>
+          <w:color w:val="E8E2FF"/>
+          <w:sz w:val="19"/>
+        </w:rPr>
+        <w:t xml:space="preserve">  BAD:  "knee valgus detected" ← user does not know what this means</w:t>
+      </w:r>
+    </w:p>
+    <w:p>
+      <w:pPr>
+        <w:shd w:val="clear" w:color="auto" w:fill="0D0D14"/>
+        <w:spacing w:after="0"/>
+        <w:ind w:left="0"/>
+      </w:pPr>
+      <w:r>
+        <w:rPr>
+          <w:rFonts w:ascii="Courier New" w:hAnsi="Courier New"/>
+          <w:color w:val="E8E2FF"/>
+          <w:sz w:val="19"/>
+        </w:rPr>
+        <w:t xml:space="preserve"/>
       </w:r>
     </w:p>
     <w:p>
@@ -6896,7 +7208,7 @@
           <w:color w:val="6E6788"/>
           <w:sz w:val="17"/>
         </w:rPr>
-        <w:t>Kinetic Haiku Call 1 Prompt  ·  v1.13  ·  May 2026  ·  model: claude-haiku-4-5-20251001</w:t>
+        <w:t>Kinetic Haiku Call 1 Prompt  ·  v1.14  ·  May 2026  ·  model: claude-haiku-4-5-20251001</w:t>
       </w:r>
     </w:p>
     <w:sectPr>

--- a/Kinetic_Haiku_Call1_Prompt.docx
+++ b/Kinetic_Haiku_Call1_Prompt.docx
@@ -24,7 +24,7 @@
           <w:color w:val="6E6788"/>
           <w:sz w:val="20"/>
         </w:rPr>
-        <w:t>model: claude-haiku-4-5-20251001  ·  Goblet Squat Form Analysis  ·  v1.14  ·  May 2026</w:t>
+        <w:t>model: claude-haiku-4-5-20251001  ·  Goblet Squat Form Analysis  ·  v1.15  ·  May 2026</w:t>
       </w:r>
     </w:p>
     <w:p>
@@ -699,6 +699,591 @@
           <w:sz w:val="8"/>
         </w:rPr>
         <w:t xml:space="preserve"> </w:t>
+      </w:r>
+    </w:p>
+    <w:p>
+      <w:pPr>
+        <w:shd w:val="clear" w:color="auto" w:fill="0D0D14"/>
+        <w:spacing w:after="0"/>
+        <w:ind w:left="0"/>
+      </w:pPr>
+      <w:r>
+        <w:rPr>
+          <w:rFonts w:ascii="Courier New" w:hAnsi="Courier New"/>
+          <w:color w:val="E8E2FF"/>
+          <w:sz w:val="19"/>
+        </w:rPr>
+        <w:t xml:space="preserve"/>
+      </w:r>
+    </w:p>
+    <w:p>
+      <w:pPr>
+        <w:shd w:val="clear" w:color="auto" w:fill="0D0D14"/>
+        <w:spacing w:after="0"/>
+        <w:ind w:left="0"/>
+      </w:pPr>
+      <w:r>
+        <w:rPr>
+          <w:rFonts w:ascii="Courier New" w:hAnsi="Courier New"/>
+          <w:color w:val="E8E2FF"/>
+          <w:sz w:val="19"/>
+        </w:rPr>
+        <w:t xml:space="preserve">  [ANGLE CONVENTIONS — TWO SYSTEMS IN EVERY REQUEST]</w:t>
+      </w:r>
+    </w:p>
+    <w:p>
+      <w:pPr>
+        <w:shd w:val="clear" w:color="auto" w:fill="0D0D14"/>
+        <w:spacing w:after="0"/>
+        <w:ind w:left="0"/>
+      </w:pPr>
+      <w:r>
+        <w:rPr>
+          <w:rFonts w:ascii="Courier New" w:hAnsi="Courier New"/>
+          <w:color w:val="E8E2FF"/>
+          <w:sz w:val="19"/>
+        </w:rPr>
+        <w:t xml:space="preserve"/>
+      </w:r>
+    </w:p>
+    <w:p>
+      <w:pPr>
+        <w:shd w:val="clear" w:color="auto" w:fill="0D0D14"/>
+        <w:spacing w:after="0"/>
+        <w:ind w:left="0"/>
+      </w:pPr>
+      <w:r>
+        <w:rPr>
+          <w:rFonts w:ascii="Courier New" w:hAnsi="Courier New"/>
+          <w:color w:val="E8E2FF"/>
+          <w:sz w:val="19"/>
+        </w:rPr>
+        <w:t>The biomechanics JSON and the 8-frame image use OPPOSITE angle conventions.</w:t>
+      </w:r>
+    </w:p>
+    <w:p>
+      <w:pPr>
+        <w:shd w:val="clear" w:color="auto" w:fill="0D0D14"/>
+        <w:spacing w:after="0"/>
+        <w:ind w:left="0"/>
+      </w:pPr>
+      <w:r>
+        <w:rPr>
+          <w:rFonts w:ascii="Courier New" w:hAnsi="Courier New"/>
+          <w:color w:val="E8E2FF"/>
+          <w:sz w:val="19"/>
+        </w:rPr>
+        <w:t>You must understand both to avoid misinterpreting the data.</w:t>
+      </w:r>
+    </w:p>
+    <w:p>
+      <w:pPr>
+        <w:shd w:val="clear" w:color="auto" w:fill="0D0D14"/>
+        <w:spacing w:after="0"/>
+        <w:ind w:left="0"/>
+      </w:pPr>
+      <w:r>
+        <w:rPr>
+          <w:rFonts w:ascii="Courier New" w:hAnsi="Courier New"/>
+          <w:color w:val="E8E2FF"/>
+          <w:sz w:val="19"/>
+        </w:rPr>
+        <w:t xml:space="preserve"/>
+      </w:r>
+    </w:p>
+    <w:p>
+      <w:pPr>
+        <w:shd w:val="clear" w:color="auto" w:fill="0D0D14"/>
+        <w:spacing w:after="0"/>
+        <w:ind w:left="0"/>
+      </w:pPr>
+      <w:r>
+        <w:rPr>
+          <w:rFonts w:ascii="Courier New" w:hAnsi="Courier New"/>
+          <w:color w:val="E8E2FF"/>
+          <w:sz w:val="19"/>
+        </w:rPr>
+        <w:t>BIOMECHANICS JSON — MediaPipe interior angle convention:</w:t>
+      </w:r>
+    </w:p>
+    <w:p>
+      <w:pPr>
+        <w:shd w:val="clear" w:color="auto" w:fill="0D0D14"/>
+        <w:spacing w:after="0"/>
+        <w:ind w:left="0"/>
+      </w:pPr>
+      <w:r>
+        <w:rPr>
+          <w:rFonts w:ascii="Courier New" w:hAnsi="Courier New"/>
+          <w:color w:val="E8E2FF"/>
+          <w:sz w:val="19"/>
+        </w:rPr>
+        <w:t xml:space="preserve">  Standing straight   ≈ 175°  (large number = less bent)</w:t>
+      </w:r>
+    </w:p>
+    <w:p>
+      <w:pPr>
+        <w:shd w:val="clear" w:color="auto" w:fill="0D0D14"/>
+        <w:spacing w:after="0"/>
+        <w:ind w:left="0"/>
+      </w:pPr>
+      <w:r>
+        <w:rPr>
+          <w:rFonts w:ascii="Courier New" w:hAnsi="Courier New"/>
+          <w:color w:val="E8E2FF"/>
+          <w:sz w:val="19"/>
+        </w:rPr>
+        <w:t xml:space="preserve">  Parallel squat      ≈ 90°</w:t>
+      </w:r>
+    </w:p>
+    <w:p>
+      <w:pPr>
+        <w:shd w:val="clear" w:color="auto" w:fill="0D0D14"/>
+        <w:spacing w:after="0"/>
+        <w:ind w:left="0"/>
+      </w:pPr>
+      <w:r>
+        <w:rPr>
+          <w:rFonts w:ascii="Courier New" w:hAnsi="Courier New"/>
+          <w:color w:val="E8E2FF"/>
+          <w:sz w:val="19"/>
+        </w:rPr>
+        <w:t xml:space="preserve">  Full depth squat    ≈ 45–70° (small number = more deeply bent)</w:t>
+      </w:r>
+    </w:p>
+    <w:p>
+      <w:pPr>
+        <w:shd w:val="clear" w:color="auto" w:fill="0D0D14"/>
+        <w:spacing w:after="0"/>
+        <w:ind w:left="0"/>
+      </w:pPr>
+      <w:r>
+        <w:rPr>
+          <w:rFonts w:ascii="Courier New" w:hAnsi="Courier New"/>
+          <w:color w:val="E8E2FF"/>
+          <w:sz w:val="19"/>
+        </w:rPr>
+        <w:t xml:space="preserve">  Rule: smaller angle = more deeply bent</w:t>
+      </w:r>
+    </w:p>
+    <w:p>
+      <w:pPr>
+        <w:shd w:val="clear" w:color="auto" w:fill="0D0D14"/>
+        <w:spacing w:after="0"/>
+        <w:ind w:left="0"/>
+      </w:pPr>
+      <w:r>
+        <w:rPr>
+          <w:rFonts w:ascii="Courier New" w:hAnsi="Courier New"/>
+          <w:color w:val="E8E2FF"/>
+          <w:sz w:val="19"/>
+        </w:rPr>
+        <w:t xml:space="preserve"/>
+      </w:r>
+    </w:p>
+    <w:p>
+      <w:pPr>
+        <w:shd w:val="clear" w:color="auto" w:fill="0D0D14"/>
+        <w:spacing w:after="0"/>
+        <w:ind w:left="0"/>
+      </w:pPr>
+      <w:r>
+        <w:rPr>
+          <w:rFonts w:ascii="Courier New" w:hAnsi="Courier New"/>
+          <w:color w:val="E8E2FF"/>
+          <w:sz w:val="19"/>
+        </w:rPr>
+        <w:t>8-FRAME IMAGE — conventional flexion convention:</w:t>
+      </w:r>
+    </w:p>
+    <w:p>
+      <w:pPr>
+        <w:shd w:val="clear" w:color="auto" w:fill="0D0D14"/>
+        <w:spacing w:after="0"/>
+        <w:ind w:left="0"/>
+      </w:pPr>
+      <w:r>
+        <w:rPr>
+          <w:rFonts w:ascii="Courier New" w:hAnsi="Courier New"/>
+          <w:color w:val="E8E2FF"/>
+          <w:sz w:val="19"/>
+        </w:rPr>
+        <w:t xml:space="preserve">  Your visual intuition from training reads images in conventional terms.</w:t>
+      </w:r>
+    </w:p>
+    <w:p>
+      <w:pPr>
+        <w:shd w:val="clear" w:color="auto" w:fill="0D0D14"/>
+        <w:spacing w:after="0"/>
+        <w:ind w:left="0"/>
+      </w:pPr>
+      <w:r>
+        <w:rPr>
+          <w:rFonts w:ascii="Courier New" w:hAnsi="Courier New"/>
+          <w:color w:val="E8E2FF"/>
+          <w:sz w:val="19"/>
+        </w:rPr>
+        <w:t xml:space="preserve">  Standing straight   ≈ 0° flexion</w:t>
+      </w:r>
+    </w:p>
+    <w:p>
+      <w:pPr>
+        <w:shd w:val="clear" w:color="auto" w:fill="0D0D14"/>
+        <w:spacing w:after="0"/>
+        <w:ind w:left="0"/>
+      </w:pPr>
+      <w:r>
+        <w:rPr>
+          <w:rFonts w:ascii="Courier New" w:hAnsi="Courier New"/>
+          <w:color w:val="E8E2FF"/>
+          <w:sz w:val="19"/>
+        </w:rPr>
+        <w:t xml:space="preserve">  Parallel squat      ≈ 90° flexion</w:t>
+      </w:r>
+    </w:p>
+    <w:p>
+      <w:pPr>
+        <w:shd w:val="clear" w:color="auto" w:fill="0D0D14"/>
+        <w:spacing w:after="0"/>
+        <w:ind w:left="0"/>
+      </w:pPr>
+      <w:r>
+        <w:rPr>
+          <w:rFonts w:ascii="Courier New" w:hAnsi="Courier New"/>
+          <w:color w:val="E8E2FF"/>
+          <w:sz w:val="19"/>
+        </w:rPr>
+        <w:t xml:space="preserve">  Full depth squat    ≈ 110–135° flexion</w:t>
+      </w:r>
+    </w:p>
+    <w:p>
+      <w:pPr>
+        <w:shd w:val="clear" w:color="auto" w:fill="0D0D14"/>
+        <w:spacing w:after="0"/>
+        <w:ind w:left="0"/>
+      </w:pPr>
+      <w:r>
+        <w:rPr>
+          <w:rFonts w:ascii="Courier New" w:hAnsi="Courier New"/>
+          <w:color w:val="E8E2FF"/>
+          <w:sz w:val="19"/>
+        </w:rPr>
+        <w:t xml:space="preserve">  Rule: larger flexion angle = more deeply bent</w:t>
+      </w:r>
+    </w:p>
+    <w:p>
+      <w:pPr>
+        <w:shd w:val="clear" w:color="auto" w:fill="0D0D14"/>
+        <w:spacing w:after="0"/>
+        <w:ind w:left="0"/>
+      </w:pPr>
+      <w:r>
+        <w:rPr>
+          <w:rFonts w:ascii="Courier New" w:hAnsi="Courier New"/>
+          <w:color w:val="E8E2FF"/>
+          <w:sz w:val="19"/>
+        </w:rPr>
+        <w:t xml:space="preserve"/>
+      </w:r>
+    </w:p>
+    <w:p>
+      <w:pPr>
+        <w:shd w:val="clear" w:color="auto" w:fill="0D0D14"/>
+        <w:spacing w:after="0"/>
+        <w:ind w:left="0"/>
+      </w:pPr>
+      <w:r>
+        <w:rPr>
+          <w:rFonts w:ascii="Courier New" w:hAnsi="Courier New"/>
+          <w:color w:val="E8E2FF"/>
+          <w:sz w:val="19"/>
+        </w:rPr>
+        <w:t>CONVERSION (applies to knee angle only):</w:t>
+      </w:r>
+    </w:p>
+    <w:p>
+      <w:pPr>
+        <w:shd w:val="clear" w:color="auto" w:fill="0D0D14"/>
+        <w:spacing w:after="0"/>
+        <w:ind w:left="0"/>
+      </w:pPr>
+      <w:r>
+        <w:rPr>
+          <w:rFonts w:ascii="Courier New" w:hAnsi="Courier New"/>
+          <w:color w:val="E8E2FF"/>
+          <w:sz w:val="19"/>
+        </w:rPr>
+        <w:t xml:space="preserve">  conventional flexion = 180 − MediaPipe interior angle</w:t>
+      </w:r>
+    </w:p>
+    <w:p>
+      <w:pPr>
+        <w:shd w:val="clear" w:color="auto" w:fill="0D0D14"/>
+        <w:spacing w:after="0"/>
+        <w:ind w:left="0"/>
+      </w:pPr>
+      <w:r>
+        <w:rPr>
+          <w:rFonts w:ascii="Courier New" w:hAnsi="Courier New"/>
+          <w:color w:val="E8E2FF"/>
+          <w:sz w:val="19"/>
+        </w:rPr>
+        <w:t xml:space="preserve">  MediaPipe 70°  ↔  conventional 110°  — same physical position</w:t>
+      </w:r>
+    </w:p>
+    <w:p>
+      <w:pPr>
+        <w:shd w:val="clear" w:color="auto" w:fill="0D0D14"/>
+        <w:spacing w:after="0"/>
+        <w:ind w:left="0"/>
+      </w:pPr>
+      <w:r>
+        <w:rPr>
+          <w:rFonts w:ascii="Courier New" w:hAnsi="Courier New"/>
+          <w:color w:val="E8E2FF"/>
+          <w:sz w:val="19"/>
+        </w:rPr>
+        <w:t xml:space="preserve">  MediaPipe 140° ↔  conventional 40°   — same physical position</w:t>
+      </w:r>
+    </w:p>
+    <w:p>
+      <w:pPr>
+        <w:shd w:val="clear" w:color="auto" w:fill="0D0D14"/>
+        <w:spacing w:after="0"/>
+        <w:ind w:left="0"/>
+      </w:pPr>
+      <w:r>
+        <w:rPr>
+          <w:rFonts w:ascii="Courier New" w:hAnsi="Courier New"/>
+          <w:color w:val="E8E2FF"/>
+          <w:sz w:val="19"/>
+        </w:rPr>
+        <w:t xml:space="preserve"/>
+      </w:r>
+    </w:p>
+    <w:p>
+      <w:pPr>
+        <w:shd w:val="clear" w:color="auto" w:fill="0D0D14"/>
+        <w:spacing w:after="0"/>
+        <w:ind w:left="0"/>
+      </w:pPr>
+      <w:r>
+        <w:rPr>
+          <w:rFonts w:ascii="Courier New" w:hAnsi="Courier New"/>
+          <w:color w:val="E8E2FF"/>
+          <w:sz w:val="19"/>
+        </w:rPr>
+        <w:t>HOW TO USE THE IMAGE:</w:t>
+      </w:r>
+    </w:p>
+    <w:p>
+      <w:pPr>
+        <w:shd w:val="clear" w:color="auto" w:fill="0D0D14"/>
+        <w:spacing w:after="0"/>
+        <w:ind w:left="0"/>
+      </w:pPr>
+      <w:r>
+        <w:rPr>
+          <w:rFonts w:ascii="Courier New" w:hAnsi="Courier New"/>
+          <w:color w:val="E8E2FF"/>
+          <w:sz w:val="19"/>
+        </w:rPr>
+        <w:t xml:space="preserve">  Use the image to CONFIRM the direction and severity of what the JSON shows.</w:t>
+      </w:r>
+    </w:p>
+    <w:p>
+      <w:pPr>
+        <w:shd w:val="clear" w:color="auto" w:fill="0D0D14"/>
+        <w:spacing w:after="0"/>
+        <w:ind w:left="0"/>
+      </w:pPr>
+      <w:r>
+        <w:rPr>
+          <w:rFonts w:ascii="Courier New" w:hAnsi="Courier New"/>
+          <w:color w:val="E8E2FF"/>
+          <w:sz w:val="19"/>
+        </w:rPr>
+        <w:t xml:space="preserve">  Do not read an independent angle value from the image.</w:t>
+      </w:r>
+    </w:p>
+    <w:p>
+      <w:pPr>
+        <w:shd w:val="clear" w:color="auto" w:fill="0D0D14"/>
+        <w:spacing w:after="0"/>
+        <w:ind w:left="0"/>
+      </w:pPr>
+      <w:r>
+        <w:rPr>
+          <w:rFonts w:ascii="Courier New" w:hAnsi="Courier New"/>
+          <w:color w:val="E8E2FF"/>
+          <w:sz w:val="19"/>
+        </w:rPr>
+        <w:t xml:space="preserve">  If the JSON shows MediaPipe 70° and the image looks like ~110° of bend,</w:t>
+      </w:r>
+    </w:p>
+    <w:p>
+      <w:pPr>
+        <w:shd w:val="clear" w:color="auto" w:fill="0D0D14"/>
+        <w:spacing w:after="0"/>
+        <w:ind w:left="0"/>
+      </w:pPr>
+      <w:r>
+        <w:rPr>
+          <w:rFonts w:ascii="Courier New" w:hAnsi="Courier New"/>
+          <w:color w:val="E8E2FF"/>
+          <w:sz w:val="19"/>
+        </w:rPr>
+        <w:t xml:space="preserve">  they agree — do not flag a discrepancy.</w:t>
+      </w:r>
+    </w:p>
+    <w:p>
+      <w:pPr>
+        <w:shd w:val="clear" w:color="auto" w:fill="0D0D14"/>
+        <w:spacing w:after="0"/>
+        <w:ind w:left="0"/>
+      </w:pPr>
+      <w:r>
+        <w:rPr>
+          <w:rFonts w:ascii="Courier New" w:hAnsi="Courier New"/>
+          <w:color w:val="E8E2FF"/>
+          <w:sz w:val="19"/>
+        </w:rPr>
+        <w:t xml:space="preserve"/>
+      </w:r>
+    </w:p>
+    <w:p>
+      <w:pPr>
+        <w:shd w:val="clear" w:color="auto" w:fill="0D0D14"/>
+        <w:spacing w:after="0"/>
+        <w:ind w:left="0"/>
+      </w:pPr>
+      <w:r>
+        <w:rPr>
+          <w:rFonts w:ascii="Courier New" w:hAnsi="Courier New"/>
+          <w:color w:val="E8E2FF"/>
+          <w:sz w:val="19"/>
+        </w:rPr>
+        <w:t>REPORTING TO THE USER:</w:t>
+      </w:r>
+    </w:p>
+    <w:p>
+      <w:pPr>
+        <w:shd w:val="clear" w:color="auto" w:fill="0D0D14"/>
+        <w:spacing w:after="0"/>
+        <w:ind w:left="0"/>
+      </w:pPr>
+      <w:r>
+        <w:rPr>
+          <w:rFonts w:ascii="Courier New" w:hAnsi="Courier New"/>
+          <w:color w:val="E8E2FF"/>
+          <w:sz w:val="19"/>
+        </w:rPr>
+        <w:t xml:space="preserve">  Always report angles using MediaPipe numbers from the JSON.</w:t>
+      </w:r>
+    </w:p>
+    <w:p>
+      <w:pPr>
+        <w:shd w:val="clear" w:color="auto" w:fill="0D0D14"/>
+        <w:spacing w:after="0"/>
+        <w:ind w:left="0"/>
+      </w:pPr>
+      <w:r>
+        <w:rPr>
+          <w:rFonts w:ascii="Courier New" w:hAnsi="Courier New"/>
+          <w:color w:val="E8E2FF"/>
+          <w:sz w:val="19"/>
+        </w:rPr>
+        <w:t xml:space="preserve">  The OpenCV annotated image the user sees displays MediaPipe angles.</w:t>
+      </w:r>
+    </w:p>
+    <w:p>
+      <w:pPr>
+        <w:shd w:val="clear" w:color="auto" w:fill="0D0D14"/>
+        <w:spacing w:after="0"/>
+        <w:ind w:left="0"/>
+      </w:pPr>
+      <w:r>
+        <w:rPr>
+          <w:rFonts w:ascii="Courier New" w:hAnsi="Courier New"/>
+          <w:color w:val="E8E2FF"/>
+          <w:sz w:val="19"/>
+        </w:rPr>
+        <w:t xml:space="preserve">  Your coaching text must match what they see on screen.</w:t>
+      </w:r>
+    </w:p>
+    <w:p>
+      <w:pPr>
+        <w:shd w:val="clear" w:color="auto" w:fill="0D0D14"/>
+        <w:spacing w:after="0"/>
+        <w:ind w:left="0"/>
+      </w:pPr>
+      <w:r>
+        <w:rPr>
+          <w:rFonts w:ascii="Courier New" w:hAnsi="Courier New"/>
+          <w:color w:val="E8E2FF"/>
+          <w:sz w:val="19"/>
+        </w:rPr>
+        <w:t xml:space="preserve"/>
+      </w:r>
+    </w:p>
+    <w:p>
+      <w:pPr>
+        <w:shd w:val="clear" w:color="auto" w:fill="0D0D14"/>
+        <w:spacing w:after="0"/>
+        <w:ind w:left="0"/>
+      </w:pPr>
+      <w:r>
+        <w:rPr>
+          <w:rFonts w:ascii="Courier New" w:hAnsi="Courier New"/>
+          <w:color w:val="E8E2FF"/>
+          <w:sz w:val="19"/>
+        </w:rPr>
+        <w:t>ALL TARGET RANGES IN THIS PROMPT ARE IN MEDIAPIPE CONVENTION.</w:t>
+      </w:r>
+    </w:p>
+    <w:p>
+      <w:pPr>
+        <w:shd w:val="clear" w:color="auto" w:fill="0D0D14"/>
+        <w:spacing w:after="0"/>
+        <w:ind w:left="0"/>
+      </w:pPr>
+      <w:r>
+        <w:rPr>
+          <w:rFonts w:ascii="Courier New" w:hAnsi="Courier New"/>
+          <w:color w:val="E8E2FF"/>
+          <w:sz w:val="19"/>
+        </w:rPr>
+        <w:t xml:space="preserve">  "target ≤90°" means interior angle below 90° = deeply bent = good.</w:t>
+      </w:r>
+    </w:p>
+    <w:p>
+      <w:pPr>
+        <w:shd w:val="clear" w:color="auto" w:fill="0D0D14"/>
+        <w:spacing w:after="0"/>
+        <w:ind w:left="0"/>
+      </w:pPr>
+      <w:r>
+        <w:rPr>
+          <w:rFonts w:ascii="Courier New" w:hAnsi="Courier New"/>
+          <w:color w:val="E8E2FF"/>
+          <w:sz w:val="19"/>
+        </w:rPr>
+        <w:t xml:space="preserve">  Smaller is deeper. Always read thresholds in this direction.</w:t>
+      </w:r>
+    </w:p>
+    <w:p>
+      <w:pPr>
+        <w:shd w:val="clear" w:color="auto" w:fill="0D0D14"/>
+        <w:spacing w:after="0"/>
+        <w:ind w:left="0"/>
+      </w:pPr>
+      <w:r>
+        <w:rPr>
+          <w:rFonts w:ascii="Courier New" w:hAnsi="Courier New"/>
+          <w:color w:val="E8E2FF"/>
+          <w:sz w:val="19"/>
+        </w:rPr>
+        <w:t xml:space="preserve"/>
       </w:r>
     </w:p>
     <w:p>
@@ -3258,6 +3843,171 @@
           <w:color w:val="E8E2FF"/>
           <w:sz w:val="19"/>
         </w:rPr>
+        <w:t xml:space="preserve"/>
+      </w:r>
+    </w:p>
+    <w:p>
+      <w:pPr>
+        <w:shd w:val="clear" w:color="auto" w:fill="0D0D14"/>
+        <w:spacing w:after="0"/>
+        <w:ind w:left="0"/>
+      </w:pPr>
+      <w:r>
+        <w:rPr>
+          <w:rFonts w:ascii="Courier New" w:hAnsi="Courier New"/>
+          <w:color w:val="E8E2FF"/>
+          <w:sz w:val="19"/>
+        </w:rPr>
+        <w:t>KNEE ANGLE NOTE: Knee angle is the only parameter where MediaPipe and</w:t>
+      </w:r>
+    </w:p>
+    <w:p>
+      <w:pPr>
+        <w:shd w:val="clear" w:color="auto" w:fill="0D0D14"/>
+        <w:spacing w:after="0"/>
+        <w:ind w:left="0"/>
+      </w:pPr>
+      <w:r>
+        <w:rPr>
+          <w:rFonts w:ascii="Courier New" w:hAnsi="Courier New"/>
+          <w:color w:val="E8E2FF"/>
+          <w:sz w:val="19"/>
+        </w:rPr>
+        <w:t xml:space="preserve">  conventional conventions run in opposite directions (see ANGLE CONVENTIONS).</w:t>
+      </w:r>
+    </w:p>
+    <w:p>
+      <w:pPr>
+        <w:shd w:val="clear" w:color="auto" w:fill="0D0D14"/>
+        <w:spacing w:after="0"/>
+        <w:ind w:left="0"/>
+      </w:pPr>
+      <w:r>
+        <w:rPr>
+          <w:rFonts w:ascii="Courier New" w:hAnsi="Courier New"/>
+          <w:color w:val="E8E2FF"/>
+          <w:sz w:val="19"/>
+        </w:rPr>
+        <w:t xml:space="preserve">  Always cite the MediaPipe number from the JSON — it matches the OpenCV image</w:t>
+      </w:r>
+    </w:p>
+    <w:p>
+      <w:pPr>
+        <w:shd w:val="clear" w:color="auto" w:fill="0D0D14"/>
+        <w:spacing w:after="0"/>
+        <w:ind w:left="0"/>
+      </w:pPr>
+      <w:r>
+        <w:rPr>
+          <w:rFonts w:ascii="Courier New" w:hAnsi="Courier New"/>
+          <w:color w:val="E8E2FF"/>
+          <w:sz w:val="19"/>
+        </w:rPr>
+        <w:t xml:space="preserve">  the user sees. Follow immediately with a plain-language depth description.</w:t>
+      </w:r>
+    </w:p>
+    <w:p>
+      <w:pPr>
+        <w:shd w:val="clear" w:color="auto" w:fill="0D0D14"/>
+        <w:spacing w:after="0"/>
+        <w:ind w:left="0"/>
+      </w:pPr>
+      <w:r>
+        <w:rPr>
+          <w:rFonts w:ascii="Courier New" w:hAnsi="Courier New"/>
+          <w:color w:val="E8E2FF"/>
+          <w:sz w:val="19"/>
+        </w:rPr>
+        <w:t xml:space="preserve">  GOOD: 'Knee angle averaged 104° — your hips went below your knees on every</w:t>
+      </w:r>
+    </w:p>
+    <w:p>
+      <w:pPr>
+        <w:shd w:val="clear" w:color="auto" w:fill="0D0D14"/>
+        <w:spacing w:after="0"/>
+        <w:ind w:left="0"/>
+      </w:pPr>
+      <w:r>
+        <w:rPr>
+          <w:rFonts w:ascii="Courier New" w:hAnsi="Courier New"/>
+          <w:color w:val="E8E2FF"/>
+          <w:sz w:val="19"/>
+        </w:rPr>
+        <w:t xml:space="preserve">        rep, which is full depth. Target: below 105° from front camera.'</w:t>
+      </w:r>
+    </w:p>
+    <w:p>
+      <w:pPr>
+        <w:shd w:val="clear" w:color="auto" w:fill="0D0D14"/>
+        <w:spacing w:after="0"/>
+        <w:ind w:left="0"/>
+      </w:pPr>
+      <w:r>
+        <w:rPr>
+          <w:rFonts w:ascii="Courier New" w:hAnsi="Courier New"/>
+          <w:color w:val="E8E2FF"/>
+          <w:sz w:val="19"/>
+        </w:rPr>
+        <w:t xml:space="preserve">  GOOD: 'Knee angle averaged 118° — your hips stayed above your knees, which</w:t>
+      </w:r>
+    </w:p>
+    <w:p>
+      <w:pPr>
+        <w:shd w:val="clear" w:color="auto" w:fill="0D0D14"/>
+        <w:spacing w:after="0"/>
+        <w:ind w:left="0"/>
+      </w:pPr>
+      <w:r>
+        <w:rPr>
+          <w:rFonts w:ascii="Courier New" w:hAnsi="Courier New"/>
+          <w:color w:val="E8E2FF"/>
+          <w:sz w:val="19"/>
+        </w:rPr>
+        <w:t xml:space="preserve">        means you did not reach full depth. Target: below 105° from front camera.'</w:t>
+      </w:r>
+    </w:p>
+    <w:p>
+      <w:pPr>
+        <w:shd w:val="clear" w:color="auto" w:fill="0D0D14"/>
+        <w:spacing w:after="0"/>
+        <w:ind w:left="0"/>
+      </w:pPr>
+      <w:r>
+        <w:rPr>
+          <w:rFonts w:ascii="Courier New" w:hAnsi="Courier New"/>
+          <w:color w:val="E8E2FF"/>
+          <w:sz w:val="19"/>
+        </w:rPr>
+        <w:t xml:space="preserve">  BAD:  'Knee angle averaged 104°.' ← no depth translation — user cannot</w:t>
+      </w:r>
+    </w:p>
+    <w:p>
+      <w:pPr>
+        <w:shd w:val="clear" w:color="auto" w:fill="0D0D14"/>
+        <w:spacing w:after="0"/>
+        <w:ind w:left="0"/>
+      </w:pPr>
+      <w:r>
+        <w:rPr>
+          <w:rFonts w:ascii="Courier New" w:hAnsi="Courier New"/>
+          <w:color w:val="E8E2FF"/>
+          <w:sz w:val="19"/>
+        </w:rPr>
+        <w:t xml:space="preserve">        interpret this number without knowing MediaPipe convention</w:t>
+      </w:r>
+    </w:p>
+    <w:p>
+      <w:pPr>
+        <w:shd w:val="clear" w:color="auto" w:fill="0D0D14"/>
+        <w:spacing w:after="0"/>
+        <w:ind w:left="0"/>
+      </w:pPr>
+      <w:r>
+        <w:rPr>
+          <w:rFonts w:ascii="Courier New" w:hAnsi="Courier New"/>
+          <w:color w:val="E8E2FF"/>
+          <w:sz w:val="19"/>
+        </w:rPr>
       </w:r>
     </w:p>
     <w:p>
@@ -4774,6 +5524,321 @@
       <w:pPr>
         <w:shd w:val="clear" w:color="auto" w:fill="0D0D14"/>
         <w:spacing w:after="0"/>
+        <w:ind w:left="0"/>
+      </w:pPr>
+      <w:r>
+        <w:rPr>
+          <w:rFonts w:ascii="Courier New" w:hAnsi="Courier New"/>
+          <w:color w:val="E8E2FF"/>
+          <w:sz w:val="19"/>
+        </w:rPr>
+        <w:t xml:space="preserve"/>
+      </w:r>
+    </w:p>
+    <w:p>
+      <w:pPr>
+        <w:shd w:val="clear" w:color="auto" w:fill="0D0D14"/>
+        <w:spacing w:after="0"/>
+        <w:ind w:left="0"/>
+      </w:pPr>
+      <w:r>
+        <w:rPr>
+          <w:rFonts w:ascii="Courier New" w:hAnsi="Courier New"/>
+          <w:color w:val="E8E2FF"/>
+          <w:sz w:val="19"/>
+        </w:rPr>
+        <w:t xml:space="preserve">  NOTE: Frontal-plane metrics (valgus ratio, hip asymmetry, lateral shift)</w:t>
+      </w:r>
+    </w:p>
+    <w:p>
+      <w:pPr>
+        <w:shd w:val="clear" w:color="auto" w:fill="0D0D14"/>
+        <w:spacing w:after="0"/>
+        <w:ind w:left="0"/>
+      </w:pPr>
+      <w:r>
+        <w:rPr>
+          <w:rFonts w:ascii="Courier New" w:hAnsi="Courier New"/>
+          <w:color w:val="E8E2FF"/>
+          <w:sz w:val="19"/>
+        </w:rPr>
+        <w:t xml:space="preserve">  cannot be assessed from side view. Those require front-camera footage.</w:t>
+      </w:r>
+    </w:p>
+    <w:p>
+      <w:pPr>
+        <w:shd w:val="clear" w:color="auto" w:fill="0D0D14"/>
+        <w:spacing w:after="0"/>
+        <w:ind w:left="0"/>
+      </w:pPr>
+      <w:r>
+        <w:rPr>
+          <w:rFonts w:ascii="Courier New" w:hAnsi="Courier New"/>
+          <w:color w:val="E8E2FF"/>
+          <w:sz w:val="19"/>
+        </w:rPr>
+        <w:t xml:space="preserve"/>
+      </w:r>
+    </w:p>
+    <w:p>
+      <w:pPr>
+        <w:shd w:val="clear" w:color="auto" w:fill="0D0D14"/>
+        <w:spacing w:after="0"/>
+        <w:ind w:left="0"/>
+      </w:pPr>
+      <w:r>
+        <w:rPr>
+          <w:rFonts w:ascii="Courier New" w:hAnsi="Courier New"/>
+          <w:color w:val="E8E2FF"/>
+          <w:sz w:val="19"/>
+        </w:rPr>
+        <w:t>Parameter              │ Excellent    │ Good         │ Mild dev     │ Moderate dev │ Severe dev</w:t>
+      </w:r>
+    </w:p>
+    <w:p>
+      <w:pPr>
+        <w:shd w:val="clear" w:color="auto" w:fill="0D0D14"/>
+        <w:spacing w:after="0"/>
+        <w:ind w:left="0"/>
+      </w:pPr>
+      <w:r>
+        <w:rPr>
+          <w:rFonts w:ascii="Courier New" w:hAnsi="Courier New"/>
+          <w:color w:val="E8E2FF"/>
+          <w:sz w:val="19"/>
+        </w:rPr>
+        <w:t>───────────────────────┼──────────────┼──────────────┼──────────────┼──────────────┼──────────────</w:t>
+      </w:r>
+    </w:p>
+    <w:p>
+      <w:pPr>
+        <w:shd w:val="clear" w:color="auto" w:fill="0D0D14"/>
+        <w:spacing w:after="0"/>
+        <w:ind w:left="0"/>
+      </w:pPr>
+      <w:r>
+        <w:rPr>
+          <w:rFonts w:ascii="Courier New" w:hAnsi="Courier New"/>
+          <w:color w:val="E8E2FF"/>
+          <w:sz w:val="19"/>
+        </w:rPr>
+        <w:t xml:space="preserve">                       │ (controlled) │ (slightly    │ (too fast,   │ (dropping,   │ (ballistic</w:t>
+      </w:r>
+    </w:p>
+    <w:p>
+      <w:pPr>
+        <w:shd w:val="clear" w:color="auto" w:fill="0D0D14"/>
+        <w:spacing w:after="0"/>
+        <w:ind w:left="0"/>
+      </w:pPr>
+      <w:r>
+        <w:rPr>
+          <w:rFonts w:ascii="Courier New" w:hAnsi="Courier New"/>
+          <w:color w:val="E8E2FF"/>
+          <w:sz w:val="19"/>
+        </w:rPr>
+        <w:t xml:space="preserve">                       │              │ fast)        │ losing ctrl) │ no control)  │ drop)</w:t>
+      </w:r>
+    </w:p>
+    <w:p>
+      <w:pPr>
+        <w:shd w:val="clear" w:color="auto" w:fill="0D0D14"/>
+        <w:spacing w:after="0"/>
+        <w:ind w:left="0"/>
+      </w:pPr>
+      <w:r>
+        <w:rPr>
+          <w:rFonts w:ascii="Courier New" w:hAnsi="Courier New"/>
+          <w:color w:val="E8E2FF"/>
+          <w:sz w:val="19"/>
+        </w:rPr>
+        <w:t>Descent tempo (secs)   │ 1.8 – 2.8s   │ 1.4 – 1.79s  │ 1.0 – 1.39s  │ 0.6 – 0.99s  │ &lt; 0.6s</w:t>
+      </w:r>
+    </w:p>
+    <w:p>
+      <w:pPr>
+        <w:shd w:val="clear" w:color="auto" w:fill="0D0D14"/>
+        <w:spacing w:after="0"/>
+        <w:ind w:left="0"/>
+      </w:pPr>
+      <w:r>
+        <w:rPr>
+          <w:rFonts w:ascii="Courier New" w:hAnsi="Courier New"/>
+          <w:color w:val="E8E2FF"/>
+          <w:sz w:val="19"/>
+        </w:rPr>
+        <w:t>───────────────────────┼──────────────┼──────────────┼──────────────┼──────────────┼──────────────</w:t>
+      </w:r>
+    </w:p>
+    <w:p>
+      <w:pPr>
+        <w:shd w:val="clear" w:color="auto" w:fill="0D0D14"/>
+        <w:spacing w:after="0"/>
+        <w:ind w:left="0"/>
+      </w:pPr>
+      <w:r>
+        <w:rPr>
+          <w:rFonts w:ascii="Courier New" w:hAnsi="Courier New"/>
+          <w:color w:val="E8E2FF"/>
+          <w:sz w:val="19"/>
+        </w:rPr>
+        <w:t xml:space="preserve">   (shin from vert.)   │ (good mob.)  │ (adequate)   │ (limited)    │ (restricted) │ (heel lifting)</w:t>
+      </w:r>
+    </w:p>
+    <w:p>
+      <w:pPr>
+        <w:shd w:val="clear" w:color="auto" w:fill="0D0D14"/>
+        <w:spacing w:after="0"/>
+        <w:ind w:left="0"/>
+      </w:pPr>
+      <w:r>
+        <w:rPr>
+          <w:rFonts w:ascii="Courier New" w:hAnsi="Courier New"/>
+          <w:color w:val="E8E2FF"/>
+          <w:sz w:val="19"/>
+        </w:rPr>
+        <w:t>Ankle dorsiflexion     │ 25 – 35°     │ 20 – 25°     │ 10 – 20°     │ 0 – 10°      │ &lt; 0° / heel up</w:t>
+      </w:r>
+    </w:p>
+    <w:p>
+      <w:pPr>
+        <w:shd w:val="clear" w:color="auto" w:fill="0D0D14"/>
+        <w:spacing w:after="0"/>
+        <w:ind w:left="0"/>
+      </w:pPr>
+      <w:r>
+        <w:rPr>
+          <w:rFonts w:ascii="Courier New" w:hAnsi="Courier New"/>
+          <w:color w:val="E8E2FF"/>
+          <w:sz w:val="19"/>
+        </w:rPr>
+        <w:t>───────────────────────┼──────────────┼──────────────┼──────────────┼──────────────┼──────────────</w:t>
+      </w:r>
+    </w:p>
+    <w:p>
+      <w:pPr>
+        <w:shd w:val="clear" w:color="auto" w:fill="0D0D14"/>
+        <w:spacing w:after="0"/>
+        <w:ind w:left="0"/>
+      </w:pPr>
+      <w:r>
+        <w:rPr>
+          <w:rFonts w:ascii="Courier New" w:hAnsi="Courier New"/>
+          <w:color w:val="E8E2FF"/>
+          <w:sz w:val="19"/>
+        </w:rPr>
+        <w:t xml:space="preserve">   vertical (goblet)   │ (upright)    │ (acceptable) │ (noticeable) │ (significant)│ (excessive)</w:t>
+      </w:r>
+    </w:p>
+    <w:p>
+      <w:pPr>
+        <w:shd w:val="clear" w:color="auto" w:fill="0D0D14"/>
+        <w:spacing w:after="0"/>
+        <w:ind w:left="0"/>
+      </w:pPr>
+      <w:r>
+        <w:rPr>
+          <w:rFonts w:ascii="Courier New" w:hAnsi="Courier New"/>
+          <w:color w:val="E8E2FF"/>
+          <w:sz w:val="19"/>
+        </w:rPr>
+        <w:t>Trunk lean from        │ 5 – 20°      │ 20 – 30°     │ 30 – 40°     │ 40 – 50°     │ &gt; 50°</w:t>
+      </w:r>
+    </w:p>
+    <w:p>
+      <w:pPr>
+        <w:shd w:val="clear" w:color="auto" w:fill="0D0D14"/>
+        <w:spacing w:after="0"/>
+        <w:ind w:left="0"/>
+      </w:pPr>
+      <w:r>
+        <w:rPr>
+          <w:rFonts w:ascii="Courier New" w:hAnsi="Courier New"/>
+          <w:color w:val="E8E2FF"/>
+          <w:sz w:val="19"/>
+        </w:rPr>
+        <w:t>───────────────────────┼──────────────┼──────────────┼──────────────┼──────────────┼──────────────</w:t>
+      </w:r>
+    </w:p>
+    <w:p>
+      <w:pPr>
+        <w:shd w:val="clear" w:color="auto" w:fill="0D0D14"/>
+        <w:spacing w:after="0"/>
+        <w:ind w:left="0"/>
+      </w:pPr>
+      <w:r>
+        <w:rPr>
+          <w:rFonts w:ascii="Courier New" w:hAnsi="Courier New"/>
+          <w:color w:val="E8E2FF"/>
+          <w:sz w:val="19"/>
+        </w:rPr>
+        <w:t xml:space="preserve">   MediaPipe interior  │ (full depth) │ (parallel)   │ (shallow)    │ (quarter sq) │ (no depth)</w:t>
+      </w:r>
+    </w:p>
+    <w:p>
+      <w:pPr>
+        <w:shd w:val="clear" w:color="auto" w:fill="0D0D14"/>
+        <w:spacing w:after="0"/>
+        <w:ind w:left="0"/>
+      </w:pPr>
+      <w:r>
+        <w:rPr>
+          <w:rFonts w:ascii="Courier New" w:hAnsi="Courier New"/>
+          <w:color w:val="E8E2FF"/>
+          <w:sz w:val="19"/>
+        </w:rPr>
+        <w:t>Knee angle (interior)  │ 45 – 70°     │ 70 – 90°     │ 90 – 110°    │ 110 – 140°   │ &gt; 140°</w:t>
+      </w:r>
+    </w:p>
+    <w:p>
+      <w:pPr>
+        <w:shd w:val="clear" w:color="auto" w:fill="0D0D14"/>
+        <w:spacing w:after="0"/>
+        <w:ind w:left="0"/>
+      </w:pPr>
+      <w:r>
+        <w:rPr>
+          <w:rFonts w:ascii="Courier New" w:hAnsi="Courier New"/>
+          <w:color w:val="E8E2FF"/>
+          <w:sz w:val="19"/>
+        </w:rPr>
+        <w:t xml:space="preserve">   Conv. flexion:      │ 110 – 135°   │ 90 – 110°    │ 70 – 90°     │ 40 – 70°     │ &lt; 40°</w:t>
+      </w:r>
+    </w:p>
+    <w:p>
+      <w:pPr>
+        <w:shd w:val="clear" w:color="auto" w:fill="0D0D14"/>
+        <w:spacing w:after="0"/>
+        <w:ind w:left="0"/>
+      </w:pPr>
+      <w:r>
+        <w:rPr>
+          <w:rFonts w:ascii="Courier New" w:hAnsi="Courier New"/>
+          <w:color w:val="E8E2FF"/>
+          <w:sz w:val="19"/>
+        </w:rPr>
+        <w:t>───────────────────────┼──────────────┼──────────────┼──────────────┼──────────────┼──────────────</w:t>
+      </w:r>
+    </w:p>
+    <w:p>
+      <w:pPr>
+        <w:shd w:val="clear" w:color="auto" w:fill="0D0D14"/>
+        <w:spacing w:after="0"/>
+        <w:ind w:left="0"/>
+      </w:pPr>
+      <w:r>
+        <w:rPr>
+          <w:rFonts w:ascii="Courier New" w:hAnsi="Courier New"/>
+          <w:color w:val="E8E2FF"/>
+          <w:sz w:val="19"/>
+        </w:rPr>
+        <w:t xml:space="preserve"/>
+      </w:r>
+    </w:p>
+    <w:p>
+      <w:pPr>
+        <w:shd w:val="clear" w:color="auto" w:fill="0D0D14"/>
+        <w:spacing w:after="0"/>
       </w:pPr>
       <w:r>
         <w:rPr>
@@ -7208,7 +8273,7 @@
           <w:color w:val="6E6788"/>
           <w:sz w:val="17"/>
         </w:rPr>
-        <w:t>Kinetic Haiku Call 1 Prompt  ·  v1.14  ·  May 2026  ·  model: claude-haiku-4-5-20251001</w:t>
+        <w:t>Kinetic Haiku Call 1 Prompt  ·  v1.15  ·  May 2026  ·  model: claude-haiku-4-5-20251001</w:t>
       </w:r>
     </w:p>
     <w:sectPr>

--- a/Kinetic_Haiku_Call1_Prompt.docx
+++ b/Kinetic_Haiku_Call1_Prompt.docx
@@ -24,7 +24,7 @@
           <w:color w:val="6E6788"/>
           <w:sz w:val="20"/>
         </w:rPr>
-        <w:t>model: claude-haiku-4-5-20251001  ·  Goblet Squat Form Analysis  ·  v1.15  ·  May 2026</w:t>
+        <w:t xml:space="preserve">model: claude-haiku-4-5-20251001  ·  Goblet Squat Form Analysis  ·  v1.16  ·  May 2026</w:t>
       </w:r>
     </w:p>
     <w:p>
@@ -3801,15 +3801,15 @@
           <w:color w:val="E8E2FF"/>
           <w:sz w:val="19"/>
         </w:rPr>
-        <w:t xml:space="preserve">  GOOD: 'Trunk lean reached 52° by rep 6 — the target is 5–28° (gold standard).</w:t>
+        <w:t xml:space="preserve">  GOOD: 'Trunk lean reached 52° by rep 6 — the ideal range is 5–28°.</w:t>
         <w:br/>
-        <w:t xml:space="preserve">        At 52° your hips are driving the movement instead of your quads and</w:t>
+        <w:t xml:space="preserve">        At 52° your hips are driving the movement instead of your quads</w:t>
         <w:br/>
-        <w:t xml:space="preserve">        glutes, which means less power and more lower-back load.'</w:t>
+        <w:t xml:space="preserve">        and glutes, which means less power and more lower-back load.'</w:t>
         <w:br/>
-        <w:t xml:space="preserve">  GOOD: 'Knee angle averaged 104° — the target is 65–90° (gold standard).</w:t>
+        <w:t xml:space="preserve">  GOOD: 'Knee angle averaged 78° — the ideal range for full depth is 65–90°.</w:t>
         <w:br/>
-        <w:t xml:space="preserve">        At 104° your hip crease is below your knee on every rep, which is</w:t>
+        <w:t xml:space="preserve">        At 78° your hips are going below your knees on every rep, which is</w:t>
         <w:br/>
         <w:t xml:space="preserve">        exactly where your glutes switch on fully.'</w:t>
       </w:r>
@@ -8273,7 +8273,7 @@
           <w:color w:val="6E6788"/>
           <w:sz w:val="17"/>
         </w:rPr>
-        <w:t>Kinetic Haiku Call 1 Prompt  ·  v1.15  ·  May 2026  ·  model: claude-haiku-4-5-20251001</w:t>
+        <w:t xml:space="preserve">Kinetic Haiku Call 1 Prompt  ·  v1.16  ·  May 2026  ·  model: claude-haiku-4-5-20251001</w:t>
       </w:r>
     </w:p>
     <w:sectPr>

--- a/Kinetic_Haiku_Call1_Prompt.docx
+++ b/Kinetic_Haiku_Call1_Prompt.docx
@@ -24,7 +24,7 @@
           <w:color w:val="6E6788"/>
           <w:sz w:val="20"/>
         </w:rPr>
-        <w:t xml:space="preserve">model: claude-haiku-4-5-20251001  ·  Goblet Squat Form Analysis  ·  v1.16  ·  May 2026</w:t>
+        <w:t xml:space="preserve">model: claude-haiku-4-5-20251001  ·  Goblet Squat Form Analysis  ·  v1.17  ·  May 2026</w:t>
       </w:r>
     </w:p>
     <w:p>
@@ -3858,7 +3858,7 @@
           <w:color w:val="E8E2FF"/>
           <w:sz w:val="19"/>
         </w:rPr>
-        <w:t>KNEE ANGLE NOTE: Knee angle is the only parameter where MediaPipe and</w:t>
+        <w:t xml:space="preserve">KNEE ANGLE NOTE: Knee angle is the only parameter where MediaPipe and</w:t>
       </w:r>
     </w:p>
     <w:p>
@@ -3903,95 +3903,213 @@
           <w:color w:val="E8E2FF"/>
           <w:sz w:val="19"/>
         </w:rPr>
-        <w:t xml:space="preserve">  the user sees. Follow immediately with a plain-language depth description.</w:t>
-      </w:r>
-    </w:p>
-    <w:p>
-      <w:pPr>
-        <w:shd w:val="clear" w:color="auto" w:fill="0D0D14"/>
-        <w:spacing w:after="0"/>
-        <w:ind w:left="0"/>
-      </w:pPr>
-      <w:r>
-        <w:rPr>
-          <w:rFonts w:ascii="Courier New" w:hAnsi="Courier New"/>
-          <w:color w:val="E8E2FF"/>
-          <w:sz w:val="19"/>
-        </w:rPr>
-        <w:t xml:space="preserve">  GOOD: 'Knee angle averaged 104° — your hips went below your knees on every</w:t>
-      </w:r>
-    </w:p>
-    <w:p>
-      <w:pPr>
-        <w:shd w:val="clear" w:color="auto" w:fill="0D0D14"/>
-        <w:spacing w:after="0"/>
-        <w:ind w:left="0"/>
-      </w:pPr>
-      <w:r>
-        <w:rPr>
-          <w:rFonts w:ascii="Courier New" w:hAnsi="Courier New"/>
-          <w:color w:val="E8E2FF"/>
-          <w:sz w:val="19"/>
-        </w:rPr>
-        <w:t xml:space="preserve">        rep, which is full depth. Target: below 105° from front camera.'</w:t>
-      </w:r>
-    </w:p>
-    <w:p>
-      <w:pPr>
-        <w:shd w:val="clear" w:color="auto" w:fill="0D0D14"/>
-        <w:spacing w:after="0"/>
-        <w:ind w:left="0"/>
-      </w:pPr>
-      <w:r>
-        <w:rPr>
-          <w:rFonts w:ascii="Courier New" w:hAnsi="Courier New"/>
-          <w:color w:val="E8E2FF"/>
-          <w:sz w:val="19"/>
-        </w:rPr>
-        <w:t xml:space="preserve">  GOOD: 'Knee angle averaged 118° — your hips stayed above your knees, which</w:t>
-      </w:r>
-    </w:p>
-    <w:p>
-      <w:pPr>
-        <w:shd w:val="clear" w:color="auto" w:fill="0D0D14"/>
-        <w:spacing w:after="0"/>
-        <w:ind w:left="0"/>
-      </w:pPr>
-      <w:r>
-        <w:rPr>
-          <w:rFonts w:ascii="Courier New" w:hAnsi="Courier New"/>
-          <w:color w:val="E8E2FF"/>
-          <w:sz w:val="19"/>
-        </w:rPr>
-        <w:t xml:space="preserve">        means you did not reach full depth. Target: below 105° from front camera.'</w:t>
-      </w:r>
-    </w:p>
-    <w:p>
-      <w:pPr>
-        <w:shd w:val="clear" w:color="auto" w:fill="0D0D14"/>
-        <w:spacing w:after="0"/>
-        <w:ind w:left="0"/>
-      </w:pPr>
-      <w:r>
-        <w:rPr>
-          <w:rFonts w:ascii="Courier New" w:hAnsi="Courier New"/>
-          <w:color w:val="E8E2FF"/>
-          <w:sz w:val="19"/>
+        <w:t xml:space="preserve">  the user sees. Follow immediately with a plain-language depth description</w:t>
+      </w:r>
+    </w:p>
+    <w:p>
+      <w:pPr>
+        <w:shd w:val="clear" w:color="auto" w:fill="0D0D14"/>
+        <w:spacing w:after="0"/>
+        <w:ind w:left="0"/>
+      </w:pPr>
+      <w:r>
+        <w:rPr>
+          <w:rFonts w:ascii="Courier New" w:hAnsi="Courier New"/>
+          <w:color w:val="E8E2FF"/>
+          <w:sz w:val="19"/>
+        </w:rPr>
+        <w:t xml:space="preserve">  and the ideal range for the camera angle used.</w:t>
+      </w:r>
+    </w:p>
+    <w:p>
+      <w:pPr>
+        <w:shd w:val="clear" w:color="auto" w:fill="0D0D14"/>
+        <w:spacing w:after="0"/>
+        <w:ind w:left="0"/>
+      </w:pPr>
+      <w:r>
+        <w:rPr>
+          <w:rFonts w:ascii="Courier New" w:hAnsi="Courier New"/>
+          <w:color w:val="E8E2FF"/>
+          <w:sz w:val="19"/>
+        </w:rPr>
+      </w:r>
+    </w:p>
+    <w:p>
+      <w:pPr>
+        <w:shd w:val="clear" w:color="auto" w:fill="0D0D14"/>
+        <w:spacing w:after="0"/>
+        <w:ind w:left="0"/>
+      </w:pPr>
+      <w:r>
+        <w:rPr>
+          <w:rFonts w:ascii="Courier New" w:hAnsi="Courier New"/>
+          <w:color w:val="E8E2FF"/>
+          <w:sz w:val="19"/>
+        </w:rPr>
+        <w:t xml:space="preserve">  Camera-angle targets (MediaPipe interior angle — smaller = deeper):</w:t>
+      </w:r>
+    </w:p>
+    <w:p>
+      <w:pPr>
+        <w:shd w:val="clear" w:color="auto" w:fill="0D0D14"/>
+        <w:spacing w:after="0"/>
+        <w:ind w:left="0"/>
+      </w:pPr>
+      <w:r>
+        <w:rPr>
+          <w:rFonts w:ascii="Courier New" w:hAnsi="Courier New"/>
+          <w:color w:val="E8E2FF"/>
+          <w:sz w:val="19"/>
+        </w:rPr>
+        <w:t xml:space="preserve">    Front camera: ideal 65–90°  |  acceptable depth: below 105°</w:t>
+      </w:r>
+    </w:p>
+    <w:p>
+      <w:pPr>
+        <w:shd w:val="clear" w:color="auto" w:fill="0D0D14"/>
+        <w:spacing w:after="0"/>
+        <w:ind w:left="0"/>
+      </w:pPr>
+      <w:r>
+        <w:rPr>
+          <w:rFonts w:ascii="Courier New" w:hAnsi="Courier New"/>
+          <w:color w:val="E8E2FF"/>
+          <w:sz w:val="19"/>
+        </w:rPr>
+        <w:t xml:space="preserve">    Side camera:  ideal 45–70°  |  acceptable depth: below 90°</w:t>
+      </w:r>
+    </w:p>
+    <w:p>
+      <w:pPr>
+        <w:shd w:val="clear" w:color="auto" w:fill="0D0D14"/>
+        <w:spacing w:after="0"/>
+        <w:ind w:left="0"/>
+      </w:pPr>
+      <w:r>
+        <w:rPr>
+          <w:rFonts w:ascii="Courier New" w:hAnsi="Courier New"/>
+          <w:color w:val="E8E2FF"/>
+          <w:sz w:val="19"/>
+        </w:rPr>
+      </w:r>
+    </w:p>
+    <w:p>
+      <w:pPr>
+        <w:shd w:val="clear" w:color="auto" w:fill="0E0B1A"/>
+        <w:spacing w:before="160" w:after="0"/>
+      </w:pPr>
+      <w:r>
+        <w:rPr>
+          <w:rFonts w:ascii="Courier New" w:hAnsi="Courier New"/>
+          <w:b/>
+          <w:color w:val="FFB800"/>
+          <w:sz w:val="18"/>
+        </w:rPr>
+        <w:t xml:space="preserve">  GOOD: 'Knee angle averaged 78° — your hips went below your knees on</w:t>
+      </w:r>
+    </w:p>
+    <w:p>
+      <w:pPr>
+        <w:shd w:val="clear" w:color="auto" w:fill="0E0B1A"/>
+        <w:spacing w:before="160" w:after="0"/>
+      </w:pPr>
+      <w:r>
+        <w:rPr>
+          <w:rFonts w:ascii="Courier New" w:hAnsi="Courier New"/>
+          <w:b/>
+          <w:color w:val="FFB800"/>
+          <w:sz w:val="18"/>
+        </w:rPr>
+        <w:t xml:space="preserve">        every rep. Ideal range is 65–90° — you are right in it.'</w:t>
+      </w:r>
+    </w:p>
+    <w:p>
+      <w:pPr>
+        <w:shd w:val="clear" w:color="auto" w:fill="0E0B1A"/>
+        <w:spacing w:before="160" w:after="0"/>
+      </w:pPr>
+      <w:r>
+        <w:rPr>
+          <w:rFonts w:ascii="Courier New" w:hAnsi="Courier New"/>
+          <w:b/>
+          <w:color w:val="FFB800"/>
+          <w:sz w:val="18"/>
+        </w:rPr>
+        <w:t xml:space="preserve">  GOOD: 'Knee angle averaged 118° — your hips stayed above your knees,</w:t>
+      </w:r>
+    </w:p>
+    <w:p>
+      <w:pPr>
+        <w:shd w:val="clear" w:color="auto" w:fill="0E0B1A"/>
+        <w:spacing w:before="160" w:after="0"/>
+      </w:pPr>
+      <w:r>
+        <w:rPr>
+          <w:rFonts w:ascii="Courier New" w:hAnsi="Courier New"/>
+          <w:b/>
+          <w:color w:val="FFB800"/>
+          <w:sz w:val="18"/>
+        </w:rPr>
+        <w:t xml:space="preserve">        which means you did not reach full depth. Aim to sit lower until</w:t>
+      </w:r>
+    </w:p>
+    <w:p>
+      <w:pPr>
+        <w:shd w:val="clear" w:color="auto" w:fill="0E0B1A"/>
+        <w:spacing w:before="160" w:after="0"/>
+      </w:pPr>
+      <w:r>
+        <w:rPr>
+          <w:rFonts w:ascii="Courier New" w:hAnsi="Courier New"/>
+          <w:b/>
+          <w:color w:val="FFB800"/>
+          <w:sz w:val="18"/>
+        </w:rPr>
+        <w:t xml:space="preserve">        your hips drop below knee level — ideal range is 65–90° from</w:t>
+      </w:r>
+    </w:p>
+    <w:p>
+      <w:pPr>
+        <w:shd w:val="clear" w:color="auto" w:fill="0E0B1A"/>
+        <w:spacing w:before="160" w:after="0"/>
+      </w:pPr>
+      <w:r>
+        <w:rPr>
+          <w:rFonts w:ascii="Courier New" w:hAnsi="Courier New"/>
+          <w:b/>
+          <w:color w:val="FFB800"/>
+          <w:sz w:val="18"/>
+        </w:rPr>
+        <w:t xml:space="preserve">        front camera.'</w:t>
+      </w:r>
+    </w:p>
+    <w:p>
+      <w:pPr>
+        <w:shd w:val="clear" w:color="auto" w:fill="0E0B1A"/>
+        <w:spacing w:before="160" w:after="0"/>
+      </w:pPr>
+      <w:r>
+        <w:rPr>
+          <w:rFonts w:ascii="Courier New" w:hAnsi="Courier New"/>
+          <w:b/>
+          <w:color w:val="FFB800"/>
+          <w:sz w:val="18"/>
         </w:rPr>
         <w:t xml:space="preserve">  BAD:  'Knee angle averaged 104°.' ← no depth translation — user cannot</w:t>
       </w:r>
     </w:p>
     <w:p>
       <w:pPr>
-        <w:shd w:val="clear" w:color="auto" w:fill="0D0D14"/>
-        <w:spacing w:after="0"/>
-        <w:ind w:left="0"/>
-      </w:pPr>
-      <w:r>
-        <w:rPr>
-          <w:rFonts w:ascii="Courier New" w:hAnsi="Courier New"/>
-          <w:color w:val="E8E2FF"/>
-          <w:sz w:val="19"/>
+        <w:shd w:val="clear" w:color="auto" w:fill="0E0B1A"/>
+        <w:spacing w:before="160" w:after="0"/>
+      </w:pPr>
+      <w:r>
+        <w:rPr>
+          <w:rFonts w:ascii="Courier New" w:hAnsi="Courier New"/>
+          <w:b/>
+          <w:color w:val="FFB800"/>
+          <w:sz w:val="18"/>
         </w:rPr>
         <w:t xml:space="preserve">        interpret this number without knowing MediaPipe convention</w:t>
       </w:r>
@@ -8273,7 +8391,7 @@
           <w:color w:val="6E6788"/>
           <w:sz w:val="17"/>
         </w:rPr>
-        <w:t xml:space="preserve">Kinetic Haiku Call 1 Prompt  ·  v1.16  ·  May 2026  ·  model: claude-haiku-4-5-20251001</w:t>
+        <w:t xml:space="preserve">Kinetic Haiku Call 1 Prompt  ·  v1.17  ·  May 2026  ·  model: claude-haiku-4-5-20251001</w:t>
       </w:r>
     </w:p>
     <w:sectPr>
